--- a/backend/contracts_examples/шаблон_договор_купли_продажи.docx
+++ b/backend/contracts_examples/шаблон_договор_купли_продажи.docx
@@ -89,7 +89,6 @@
         </w:rPr>
         <w:t>]</w:t>
       </w:r>
-      <w:proofErr w:type="gramStart"/>
       <w:r>
         <w:rPr>
           <w:b/>
@@ -106,7 +105,6 @@
         </w:rPr>
         <w:t>[</w:t>
       </w:r>
-      <w:proofErr w:type="gramEnd"/>
       <w:r>
         <w:rPr>
           <w:b/>
@@ -279,17 +277,7 @@
           <w:w w:val="105"/>
           <w:sz w:val="19"/>
         </w:rPr>
-        <w:t>[Организационно-правовая форма</w:t>
-      </w:r>
-      <w:proofErr w:type="gramStart"/>
-      <w:r>
-        <w:rPr>
-          <w:b/>
-          <w:bCs/>
-          <w:w w:val="105"/>
-          <w:sz w:val="19"/>
-        </w:rPr>
-        <w:t>]</w:t>
+        <w:t>[Организационно-правовая форма]</w:t>
       </w:r>
       <w:r>
         <w:rPr>
@@ -310,7 +298,6 @@
         </w:rPr>
         <w:t>”</w:t>
       </w:r>
-      <w:proofErr w:type="gramEnd"/>
       <w:r>
         <w:rPr>
           <w:b/>
@@ -462,17 +449,7 @@
           <w:w w:val="105"/>
           <w:sz w:val="19"/>
         </w:rPr>
-        <w:t>[Организационно-правовая форма</w:t>
-      </w:r>
-      <w:proofErr w:type="gramStart"/>
-      <w:r>
-        <w:rPr>
-          <w:b/>
-          <w:bCs/>
-          <w:w w:val="105"/>
-          <w:sz w:val="19"/>
-        </w:rPr>
-        <w:t>]</w:t>
+        <w:t>[Организационно-правовая форма]</w:t>
       </w:r>
       <w:r>
         <w:rPr>
@@ -493,7 +470,6 @@
         </w:rPr>
         <w:t>”</w:t>
       </w:r>
-      <w:proofErr w:type="gramEnd"/>
       <w:r>
         <w:rPr>
           <w:b/>
@@ -1492,7 +1468,6 @@
               </w:rPr>
               <w:t xml:space="preserve"> </w:t>
             </w:r>
-            <w:proofErr w:type="gramStart"/>
             <w:r>
               <w:rPr>
                 <w:sz w:val="18"/>
@@ -1507,29 +1482,12 @@
               </w:rPr>
               <w:t>]</w:t>
             </w:r>
-            <w:proofErr w:type="spellStart"/>
-            <w:r>
-              <w:rPr>
-                <w:sz w:val="18"/>
-                <w:szCs w:val="18"/>
-              </w:rPr>
-              <w:t>г.в</w:t>
-            </w:r>
-            <w:proofErr w:type="spellEnd"/>
-            <w:r>
-              <w:rPr>
-                <w:sz w:val="18"/>
-                <w:szCs w:val="18"/>
-              </w:rPr>
-              <w:t>.</w:t>
-            </w:r>
-            <w:proofErr w:type="gramEnd"/>
-            <w:r>
-              <w:rPr>
-                <w:sz w:val="18"/>
-                <w:szCs w:val="18"/>
-              </w:rPr>
-              <w:t>, кузов</w:t>
+            <w:r>
+              <w:rPr>
+                <w:sz w:val="18"/>
+                <w:szCs w:val="18"/>
+              </w:rPr>
+              <w:t>г.в., кузов</w:t>
             </w:r>
             <w:r>
               <w:rPr>
@@ -2390,21 +2348,7 @@
         <w:rPr>
           <w:sz w:val="19"/>
         </w:rPr>
-        <w:t>[Организационно-правовая форма</w:t>
-      </w:r>
-      <w:proofErr w:type="gramStart"/>
-      <w:r>
-        <w:rPr>
-          <w:sz w:val="19"/>
-        </w:rPr>
-        <w:t>] ”</w:t>
-      </w:r>
-      <w:proofErr w:type="gramEnd"/>
-      <w:r>
-        <w:rPr>
-          <w:sz w:val="19"/>
-        </w:rPr>
-        <w:t>[Название компании]”</w:t>
+        <w:t>[Организационно-правовая форма] ”[Название компании]”</w:t>
       </w:r>
       <w:r>
         <w:rPr>
@@ -3165,86 +3109,59 @@
         </w:rPr>
       </w:pPr>
       <w:r>
-        <w:rPr>
-          <w:w w:val="90"/>
-        </w:rPr>
         <w:t>Продаве</w:t>
       </w:r>
       <w:r>
-        <w:rPr>
-          <w:w w:val="90"/>
-        </w:rPr>
         <w:t xml:space="preserve">ц </w:t>
       </w:r>
       <w:r>
         <w:rPr>
-          <w:w w:val="90"/>
           <w:u w:val="single"/>
         </w:rPr>
         <w:tab/>
       </w:r>
       <w:r>
         <w:rPr>
-          <w:w w:val="90"/>
           <w:u w:val="single"/>
         </w:rPr>
         <w:tab/>
       </w:r>
       <w:r>
         <w:rPr>
-          <w:w w:val="90"/>
           <w:u w:val="single"/>
         </w:rPr>
         <w:tab/>
       </w:r>
       <w:r>
-        <w:rPr>
-          <w:w w:val="90"/>
-        </w:rPr>
         <w:tab/>
       </w:r>
       <w:r>
-        <w:rPr>
-          <w:w w:val="90"/>
-        </w:rPr>
         <w:tab/>
       </w:r>
       <w:r>
-        <w:rPr>
-          <w:w w:val="90"/>
-        </w:rPr>
         <w:tab/>
       </w:r>
       <w:r>
-        <w:rPr>
-          <w:w w:val="90"/>
-        </w:rPr>
         <w:tab/>
       </w:r>
       <w:r>
-        <w:rPr>
-          <w:w w:val="90"/>
-        </w:rPr>
         <w:tab/>
         <w:t xml:space="preserve">Покупатель </w:t>
       </w:r>
       <w:r>
         <w:rPr>
-          <w:w w:val="90"/>
           <w:u w:val="single"/>
         </w:rPr>
         <w:tab/>
       </w:r>
       <w:r>
         <w:rPr>
-          <w:w w:val="90"/>
           <w:u w:val="single"/>
         </w:rPr>
         <w:tab/>
       </w:r>
       <w:r>
         <w:rPr>
-          <w:w w:val="90"/>
           <w:u w:val="single"/>
         </w:rPr>
         <w:tab/>
@@ -3538,14 +3455,7 @@
         <w:rPr>
           <w:sz w:val="20"/>
         </w:rPr>
-        <w:t xml:space="preserve">число </w:t>
-      </w:r>
-      <w:proofErr w:type="gramStart"/>
-      <w:r>
-        <w:rPr>
-          <w:sz w:val="20"/>
-        </w:rPr>
-        <w:t>НДС</w:t>
+        <w:t>число НДС</w:t>
       </w:r>
       <w:r>
         <w:rPr>
@@ -3557,14 +3467,7 @@
         <w:rPr>
           <w:sz w:val="20"/>
         </w:rPr>
-        <w:t>%</w:t>
-      </w:r>
-      <w:proofErr w:type="gramEnd"/>
-      <w:r>
-        <w:rPr>
-          <w:sz w:val="20"/>
-        </w:rPr>
-        <w:t>)</w:t>
+        <w:t>%)</w:t>
       </w:r>
       <w:r>
         <w:rPr>
@@ -4031,14 +3934,7 @@
         <w:rPr>
           <w:sz w:val="20"/>
         </w:rPr>
-        <w:t xml:space="preserve">дата, спустя три дня со дня формирования </w:t>
-      </w:r>
-      <w:proofErr w:type="gramStart"/>
-      <w:r>
-        <w:rPr>
-          <w:sz w:val="20"/>
-        </w:rPr>
-        <w:t>договора</w:t>
+        <w:t>дата, спустя три дня со дня формирования договора</w:t>
       </w:r>
       <w:r>
         <w:rPr>
@@ -4052,7 +3948,6 @@
         </w:rPr>
         <w:t>г.</w:t>
       </w:r>
-      <w:proofErr w:type="gramEnd"/>
     </w:p>
     <w:p>
       <w:pPr>
@@ -7131,14 +7026,7 @@
         <w:rPr>
           <w:sz w:val="19"/>
         </w:rPr>
-        <w:t xml:space="preserve"> </w:t>
-      </w:r>
-      <w:proofErr w:type="gramStart"/>
-      <w:r>
-        <w:rPr>
-          <w:sz w:val="19"/>
-        </w:rPr>
-        <w:t xml:space="preserve">% </w:t>
+        <w:t xml:space="preserve"> % </w:t>
       </w:r>
       <w:r>
         <w:rPr>
@@ -7153,7 +7041,6 @@
         </w:rPr>
         <w:t>от</w:t>
       </w:r>
-      <w:proofErr w:type="gramEnd"/>
       <w:r>
         <w:rPr>
           <w:spacing w:val="8"/>
@@ -7494,21 +7381,7 @@
         <w:rPr>
           <w:sz w:val="20"/>
         </w:rPr>
-        <w:t>Настоящий договор составлен в трех экземплярах, вступает в силу с момента его подписания сторонами и действует до полного исполнения сторонами своих обязательств. Все экземпляры настоящего договора идентичны и имеют одинаковую юридическую силу. Все дополнения, изменения и приложение к настоящему договору являются неотъемлемой его частью. Договор, а также иные документы, составленные и переданные при его заключении, изменении, расторжении с использованием средств факсимильной связи и электронной почты (</w:t>
-      </w:r>
-      <w:proofErr w:type="spellStart"/>
-      <w:r>
-        <w:rPr>
-          <w:sz w:val="20"/>
-        </w:rPr>
-        <w:t>e-mail</w:t>
-      </w:r>
-      <w:proofErr w:type="spellEnd"/>
-      <w:r>
-        <w:rPr>
-          <w:sz w:val="20"/>
-        </w:rPr>
-        <w:t>), имеют юридическую силу.</w:t>
+        <w:t>Настоящий договор составлен в трех экземплярах, вступает в силу с момента его подписания сторонами и действует до полного исполнения сторонами своих обязательств. Все экземпляры настоящего договора идентичны и имеют одинаковую юридическую силу. Все дополнения, изменения и приложение к настоящему договору являются неотъемлемой его частью. Договор, а также иные документы, составленные и переданные при его заключении, изменении, расторжении с использованием средств факсимильной связи и электронной почты (e-mail), имеют юридическую силу.</w:t>
       </w:r>
     </w:p>
     <w:p>
@@ -8128,8 +8001,8 @@
               <w:ind w:left="129"/>
               <w:rPr>
                 <w:rFonts w:ascii="Times New Roman" w:hAnsi="Times New Roman" w:cs="Times New Roman"/>
-                <w:sz w:val="18"/>
-                <w:lang w:val="en-US"/>
+                <w:spacing w:val="-2"/>
+                <w:sz w:val="18"/>
               </w:rPr>
             </w:pPr>
             <w:r>
@@ -8155,6 +8028,27 @@
                 <w:lang w:val="en-US"/>
               </w:rPr>
               <w:t>[SWIFT]</w:t>
+            </w:r>
+          </w:p>
+          <w:p>
+            <w:pPr>
+              <w:pStyle w:val="TableParagraph"/>
+              <w:spacing w:before="4" w:line="201" w:lineRule="exact"/>
+              <w:ind w:left="129"/>
+              <w:rPr>
+                <w:rFonts w:ascii="Times New Roman" w:hAnsi="Times New Roman" w:cs="Times New Roman"/>
+                <w:sz w:val="18"/>
+                <w:lang w:val="en-US"/>
+              </w:rPr>
+            </w:pPr>
+            <w:r>
+              <w:rPr>
+                <w:rFonts w:ascii="Times New Roman" w:hAnsi="Times New Roman" w:cs="Times New Roman"/>
+                <w:spacing w:val="-2"/>
+                <w:sz w:val="18"/>
+                <w:lang w:val="en-US"/>
+              </w:rPr>
+              <w:t>BIC: [BIC]</w:t>
             </w:r>
           </w:p>
         </w:tc>
@@ -8163,17 +8057,10 @@
     <w:p>
       <w:pPr>
         <w:pStyle w:val="a3"/>
+        <w:spacing w:before="79"/>
         <w:rPr>
           <w:sz w:val="18"/>
-        </w:rPr>
-      </w:pPr>
-    </w:p>
-    <w:p>
-      <w:pPr>
-        <w:pStyle w:val="a3"/>
-        <w:spacing w:before="79"/>
-        <w:rPr>
-          <w:sz w:val="18"/>
+          <w:lang w:val="en-US"/>
         </w:rPr>
       </w:pPr>
     </w:p>
@@ -8616,6 +8503,7 @@
               <w:ind w:left="130"/>
               <w:rPr>
                 <w:rFonts w:ascii="Times New Roman"/>
+                <w:spacing w:val="-2"/>
                 <w:sz w:val="18"/>
                 <w:lang w:val="en-US"/>
               </w:rPr>
@@ -8643,6 +8531,27 @@
                 <w:lang w:val="en-US"/>
               </w:rPr>
               <w:t>[SWIFT]</w:t>
+            </w:r>
+          </w:p>
+          <w:p>
+            <w:pPr>
+              <w:pStyle w:val="TableParagraph"/>
+              <w:spacing w:line="195" w:lineRule="exact"/>
+              <w:ind w:left="130"/>
+              <w:rPr>
+                <w:rFonts w:ascii="Times New Roman"/>
+                <w:sz w:val="18"/>
+                <w:lang w:val="en-US"/>
+              </w:rPr>
+            </w:pPr>
+            <w:r>
+              <w:rPr>
+                <w:rFonts w:ascii="Times New Roman"/>
+                <w:spacing w:val="-2"/>
+                <w:sz w:val="18"/>
+                <w:lang w:val="en-US"/>
+              </w:rPr>
+              <w:t>BIC: [BIC]</w:t>
             </w:r>
           </w:p>
         </w:tc>
@@ -8988,7 +8897,6 @@
               </w:rPr>
               <w:t xml:space="preserve">   </w:t>
             </w:r>
-            <w:proofErr w:type="gramStart"/>
             <w:r>
               <w:rPr>
                 <w:spacing w:val="-2"/>
@@ -9006,7 +8914,6 @@
               </w:rPr>
               <w:t>[</w:t>
             </w:r>
-            <w:proofErr w:type="gramEnd"/>
             <w:r>
               <w:rPr>
                 <w:spacing w:val="-2"/>
@@ -9076,7 +8983,6 @@
               </w:rPr>
               <w:t xml:space="preserve">   </w:t>
             </w:r>
-            <w:proofErr w:type="gramStart"/>
             <w:r>
               <w:rPr>
                 <w:sz w:val="20"/>
@@ -9092,7 +8998,6 @@
               </w:rPr>
               <w:t>[</w:t>
             </w:r>
-            <w:proofErr w:type="gramEnd"/>
             <w:r>
               <w:rPr>
                 <w:sz w:val="20"/>
@@ -9505,7 +9410,6 @@
               </w:rPr>
               <w:t xml:space="preserve">    </w:t>
             </w:r>
-            <w:proofErr w:type="gramStart"/>
             <w:r>
               <w:rPr>
                 <w:spacing w:val="-2"/>
@@ -9520,16 +9424,7 @@
                 <w:sz w:val="20"/>
                 <w:szCs w:val="20"/>
               </w:rPr>
-              <w:t>[</w:t>
-            </w:r>
-            <w:proofErr w:type="gramEnd"/>
-            <w:r>
-              <w:rPr>
-                <w:spacing w:val="-2"/>
-                <w:sz w:val="20"/>
-                <w:szCs w:val="20"/>
-              </w:rPr>
-              <w:t>ФИО директора ли</w:t>
+              <w:t>[ФИО директора ли</w:t>
             </w:r>
             <w:r>
               <w:rPr>
@@ -9570,24 +9465,13 @@
                 <w:spacing w:val="-2"/>
                 <w:sz w:val="20"/>
                 <w:szCs w:val="20"/>
+                <w:lang w:val="en-US"/>
               </w:rPr>
             </w:pPr>
           </w:p>
         </w:tc>
       </w:tr>
     </w:tbl>
-    <w:p>
-      <w:pPr>
-        <w:tabs>
-          <w:tab w:val="left" w:pos="5853"/>
-        </w:tabs>
-        <w:ind w:left="783"/>
-        <w:rPr>
-          <w:spacing w:val="-2"/>
-          <w:sz w:val="18"/>
-        </w:rPr>
-      </w:pPr>
-    </w:p>
     <w:p>
       <w:pPr>
         <w:pStyle w:val="a3"/>
@@ -9766,7 +9650,6 @@
         </w:rPr>
         <w:t>]</w:t>
       </w:r>
-      <w:proofErr w:type="gramStart"/>
       <w:r>
         <w:rPr>
           <w:b/>
@@ -9785,7 +9668,6 @@
         </w:rPr>
         <w:t>[</w:t>
       </w:r>
-      <w:proofErr w:type="gramEnd"/>
       <w:r>
         <w:rPr>
           <w:b/>
@@ -9851,9 +9733,8 @@
           <w:w w:val="105"/>
           <w:sz w:val="19"/>
         </w:rPr>
-        <w:t xml:space="preserve">дата </w:t>
-      </w:r>
-      <w:proofErr w:type="gramStart"/>
+        <w:t>дата подписания</w:t>
+      </w:r>
       <w:r>
         <w:rPr>
           <w:b/>
@@ -9862,7 +9743,7 @@
           <w:w w:val="105"/>
           <w:sz w:val="19"/>
         </w:rPr>
-        <w:t>подписания</w:t>
+        <w:t>]</w:t>
       </w:r>
       <w:r>
         <w:rPr>
@@ -9872,19 +9753,8 @@
           <w:w w:val="105"/>
           <w:sz w:val="19"/>
         </w:rPr>
-        <w:t>]</w:t>
-      </w:r>
-      <w:r>
-        <w:rPr>
-          <w:b/>
-          <w:bCs/>
-          <w:spacing w:val="-2"/>
-          <w:w w:val="105"/>
-          <w:sz w:val="19"/>
-        </w:rPr>
         <w:t>г.</w:t>
       </w:r>
-      <w:proofErr w:type="gramEnd"/>
     </w:p>
     <w:p>
       <w:pPr>
@@ -10781,7 +10651,6 @@
               </w:rPr>
               <w:t xml:space="preserve"> </w:t>
             </w:r>
-            <w:proofErr w:type="gramStart"/>
             <w:r>
               <w:rPr>
                 <w:sz w:val="18"/>
@@ -10796,29 +10665,12 @@
               </w:rPr>
               <w:t>]</w:t>
             </w:r>
-            <w:proofErr w:type="spellStart"/>
-            <w:r>
-              <w:rPr>
-                <w:sz w:val="18"/>
-                <w:szCs w:val="18"/>
-              </w:rPr>
-              <w:t>г.в</w:t>
-            </w:r>
-            <w:proofErr w:type="spellEnd"/>
-            <w:r>
-              <w:rPr>
-                <w:sz w:val="18"/>
-                <w:szCs w:val="18"/>
-              </w:rPr>
-              <w:t>.</w:t>
-            </w:r>
-            <w:proofErr w:type="gramEnd"/>
-            <w:r>
-              <w:rPr>
-                <w:sz w:val="18"/>
-                <w:szCs w:val="18"/>
-              </w:rPr>
-              <w:t>, кузов</w:t>
+            <w:r>
+              <w:rPr>
+                <w:sz w:val="18"/>
+                <w:szCs w:val="18"/>
+              </w:rPr>
+              <w:t>г.в., кузов</w:t>
             </w:r>
             <w:r>
               <w:rPr>
@@ -12415,7 +12267,6 @@
               </w:rPr>
               <w:t xml:space="preserve">   </w:t>
             </w:r>
-            <w:proofErr w:type="gramStart"/>
             <w:r>
               <w:rPr>
                 <w:spacing w:val="-2"/>
@@ -12433,7 +12284,6 @@
               </w:rPr>
               <w:t>[</w:t>
             </w:r>
-            <w:proofErr w:type="gramEnd"/>
             <w:r>
               <w:rPr>
                 <w:spacing w:val="-2"/>
@@ -12503,7 +12353,6 @@
               </w:rPr>
               <w:t xml:space="preserve">   </w:t>
             </w:r>
-            <w:proofErr w:type="gramStart"/>
             <w:r>
               <w:rPr>
                 <w:sz w:val="20"/>
@@ -12519,7 +12368,6 @@
               </w:rPr>
               <w:t>[</w:t>
             </w:r>
-            <w:proofErr w:type="gramEnd"/>
             <w:r>
               <w:rPr>
                 <w:sz w:val="20"/>
@@ -13004,7 +12852,6 @@
               </w:rPr>
               <w:t xml:space="preserve">    </w:t>
             </w:r>
-            <w:proofErr w:type="gramStart"/>
             <w:r>
               <w:rPr>
                 <w:spacing w:val="-2"/>
@@ -13019,16 +12866,7 @@
                 <w:sz w:val="20"/>
                 <w:szCs w:val="20"/>
               </w:rPr>
-              <w:t>[</w:t>
-            </w:r>
-            <w:proofErr w:type="gramEnd"/>
-            <w:r>
-              <w:rPr>
-                <w:spacing w:val="-2"/>
-                <w:sz w:val="20"/>
-                <w:szCs w:val="20"/>
-              </w:rPr>
-              <w:t>ФИО директора лиз</w:t>
+              <w:t>[ФИО директора лиз</w:t>
             </w:r>
             <w:r>
               <w:rPr>
@@ -13283,33 +13121,8 @@
           <w:spacing w:val="-2"/>
           <w:sz w:val="21"/>
         </w:rPr>
-        <w:t>[номер ДКП]</w:t>
-      </w:r>
-      <w:proofErr w:type="gramStart"/>
-      <w:r>
-        <w:rPr>
-          <w:spacing w:val="-2"/>
-          <w:sz w:val="21"/>
-        </w:rPr>
-        <w:t>/[</w:t>
-      </w:r>
-      <w:proofErr w:type="gramEnd"/>
-      <w:r>
-        <w:rPr>
-          <w:spacing w:val="-2"/>
-          <w:sz w:val="21"/>
-        </w:rPr>
-        <w:t xml:space="preserve">год подписания] от [дата </w:t>
-      </w:r>
-      <w:proofErr w:type="gramStart"/>
-      <w:r>
-        <w:rPr>
-          <w:spacing w:val="-2"/>
-          <w:sz w:val="21"/>
-        </w:rPr>
-        <w:t>подписания]г.</w:t>
-      </w:r>
-      <w:proofErr w:type="gramEnd"/>
+        <w:t>[номер ДКП]/[год подписания] от [дата подписания]г.</w:t>
+      </w:r>
     </w:p>
     <w:p>
       <w:pPr>
@@ -14117,7 +13930,6 @@
               </w:rPr>
               <w:t xml:space="preserve"> </w:t>
             </w:r>
-            <w:proofErr w:type="gramStart"/>
             <w:r>
               <w:rPr>
                 <w:sz w:val="18"/>
@@ -14132,29 +13944,12 @@
               </w:rPr>
               <w:t>]</w:t>
             </w:r>
-            <w:proofErr w:type="spellStart"/>
-            <w:r>
-              <w:rPr>
-                <w:sz w:val="18"/>
-                <w:szCs w:val="18"/>
-              </w:rPr>
-              <w:t>г.в</w:t>
-            </w:r>
-            <w:proofErr w:type="spellEnd"/>
-            <w:r>
-              <w:rPr>
-                <w:sz w:val="18"/>
-                <w:szCs w:val="18"/>
-              </w:rPr>
-              <w:t>.</w:t>
-            </w:r>
-            <w:proofErr w:type="gramEnd"/>
-            <w:r>
-              <w:rPr>
-                <w:sz w:val="18"/>
-                <w:szCs w:val="18"/>
-              </w:rPr>
-              <w:t>, кузов</w:t>
+            <w:r>
+              <w:rPr>
+                <w:sz w:val="18"/>
+                <w:szCs w:val="18"/>
+              </w:rPr>
+              <w:t>г.в., кузов</w:t>
             </w:r>
             <w:r>
               <w:rPr>
@@ -15830,23 +15625,13 @@
               </w:rPr>
               <w:t>[</w:t>
             </w:r>
-            <w:proofErr w:type="spellStart"/>
             <w:r>
               <w:rPr>
                 <w:rFonts w:asciiTheme="minorHAnsi" w:hAnsiTheme="minorHAnsi" w:cstheme="minorHAnsi"/>
                 <w:sz w:val="18"/>
                 <w:szCs w:val="18"/>
               </w:rPr>
-              <w:t>организ</w:t>
-            </w:r>
-            <w:proofErr w:type="spellEnd"/>
-            <w:r>
-              <w:rPr>
-                <w:rFonts w:asciiTheme="minorHAnsi" w:hAnsiTheme="minorHAnsi" w:cstheme="minorHAnsi"/>
-                <w:sz w:val="18"/>
-                <w:szCs w:val="18"/>
-              </w:rPr>
-              <w:t>-прав. форма</w:t>
+              <w:t>организ-прав. форма</w:t>
             </w:r>
             <w:r>
               <w:rPr>
@@ -15937,23 +15722,13 @@
               </w:rPr>
               <w:t>[</w:t>
             </w:r>
-            <w:proofErr w:type="spellStart"/>
             <w:r>
               <w:rPr>
                 <w:rFonts w:asciiTheme="minorHAnsi" w:hAnsiTheme="minorHAnsi" w:cstheme="minorHAnsi"/>
                 <w:sz w:val="18"/>
                 <w:szCs w:val="18"/>
               </w:rPr>
-              <w:t>организ</w:t>
-            </w:r>
-            <w:proofErr w:type="spellEnd"/>
-            <w:r>
-              <w:rPr>
-                <w:rFonts w:asciiTheme="minorHAnsi" w:hAnsiTheme="minorHAnsi" w:cstheme="minorHAnsi"/>
-                <w:sz w:val="18"/>
-                <w:szCs w:val="18"/>
-              </w:rPr>
-              <w:t>-прав. форма</w:t>
+              <w:t>организ-прав. форма</w:t>
             </w:r>
             <w:r>
               <w:rPr>
@@ -16438,17 +16213,37 @@
                 <w:rFonts w:asciiTheme="minorHAnsi" w:hAnsiTheme="minorHAnsi" w:cstheme="minorHAnsi"/>
                 <w:sz w:val="18"/>
                 <w:szCs w:val="18"/>
+              </w:rPr>
+            </w:pPr>
+            <w:r>
+              <w:rPr>
+                <w:rFonts w:asciiTheme="minorHAnsi" w:hAnsiTheme="minorHAnsi" w:cstheme="minorHAnsi"/>
+                <w:sz w:val="18"/>
+                <w:szCs w:val="18"/>
+              </w:rPr>
+              <w:t xml:space="preserve">SWIFT: </w:t>
+            </w:r>
+            <w:r>
+              <w:rPr>
+                <w:rFonts w:asciiTheme="minorHAnsi" w:hAnsiTheme="minorHAnsi" w:cstheme="minorHAnsi"/>
+                <w:sz w:val="18"/>
+                <w:szCs w:val="18"/>
                 <w:lang w:val="en-US"/>
               </w:rPr>
-            </w:pPr>
-            <w:r>
+              <w:t>[SWIFT]</w:t>
+            </w:r>
+          </w:p>
+          <w:p>
+            <w:pPr>
+              <w:pStyle w:val="a3"/>
+              <w:spacing w:line="237" w:lineRule="exact"/>
               <w:rPr>
                 <w:rFonts w:asciiTheme="minorHAnsi" w:hAnsiTheme="minorHAnsi" w:cstheme="minorHAnsi"/>
                 <w:sz w:val="18"/>
                 <w:szCs w:val="18"/>
-              </w:rPr>
-              <w:t xml:space="preserve">SWIFT: </w:t>
-            </w:r>
+                <w:lang w:val="en-US"/>
+              </w:rPr>
+            </w:pPr>
             <w:r>
               <w:rPr>
                 <w:rFonts w:asciiTheme="minorHAnsi" w:hAnsiTheme="minorHAnsi" w:cstheme="minorHAnsi"/>
@@ -16456,7 +16251,7 @@
                 <w:szCs w:val="18"/>
                 <w:lang w:val="en-US"/>
               </w:rPr>
-              <w:t>[SWIFT]</w:t>
+              <w:t>BIC: [BIC]</w:t>
             </w:r>
           </w:p>
         </w:tc>
@@ -16560,6 +16355,7 @@
                 <w:rFonts w:asciiTheme="minorHAnsi" w:hAnsiTheme="minorHAnsi" w:cstheme="minorHAnsi"/>
                 <w:sz w:val="18"/>
                 <w:szCs w:val="18"/>
+                <w:lang w:val="en-US"/>
               </w:rPr>
             </w:pPr>
             <w:r>
@@ -16578,6 +16374,27 @@
                 <w:lang w:val="en-US"/>
               </w:rPr>
               <w:t>[SWIFT]</w:t>
+            </w:r>
+          </w:p>
+          <w:p>
+            <w:pPr>
+              <w:pStyle w:val="a3"/>
+              <w:spacing w:line="237" w:lineRule="exact"/>
+              <w:rPr>
+                <w:rFonts w:asciiTheme="minorHAnsi" w:hAnsiTheme="minorHAnsi" w:cstheme="minorHAnsi"/>
+                <w:sz w:val="18"/>
+                <w:szCs w:val="18"/>
+                <w:lang w:val="en-US"/>
+              </w:rPr>
+            </w:pPr>
+            <w:r>
+              <w:rPr>
+                <w:rFonts w:asciiTheme="minorHAnsi" w:hAnsiTheme="minorHAnsi" w:cstheme="minorHAnsi"/>
+                <w:sz w:val="18"/>
+                <w:szCs w:val="18"/>
+                <w:lang w:val="en-US"/>
+              </w:rPr>
+              <w:t>BIC: [BIC]</w:t>
             </w:r>
           </w:p>
         </w:tc>

--- a/backend/contracts_examples/шаблон_договор_купли_продажи.docx
+++ b/backend/contracts_examples/шаблон_договор_купли_продажи.docx
@@ -89,6 +89,7 @@
         </w:rPr>
         <w:t>]</w:t>
       </w:r>
+      <w:proofErr w:type="gramStart"/>
       <w:r>
         <w:rPr>
           <w:b/>
@@ -105,6 +106,7 @@
         </w:rPr>
         <w:t>[</w:t>
       </w:r>
+      <w:proofErr w:type="gramEnd"/>
       <w:r>
         <w:rPr>
           <w:b/>
@@ -272,152 +274,17 @@
       </w:pPr>
       <w:r>
         <w:rPr>
-          <w:b/>
-          <w:bCs/>
           <w:w w:val="105"/>
           <w:sz w:val="19"/>
         </w:rPr>
-        <w:t>[Организационно-правовая форма]</w:t>
-      </w:r>
-      <w:r>
-        <w:rPr>
-          <w:b/>
-          <w:bCs/>
-          <w:spacing w:val="40"/>
+        <w:t>[1]</w:t>
+      </w:r>
+      <w:r>
+        <w:rPr>
           <w:w w:val="105"/>
           <w:sz w:val="19"/>
         </w:rPr>
-        <w:t xml:space="preserve"> </w:t>
-      </w:r>
-      <w:r>
-        <w:rPr>
-          <w:b/>
-          <w:bCs/>
-          <w:w w:val="105"/>
-          <w:sz w:val="19"/>
-        </w:rPr>
-        <w:t>”</w:t>
-      </w:r>
-      <w:r>
-        <w:rPr>
-          <w:b/>
-          <w:bCs/>
-          <w:w w:val="105"/>
-          <w:sz w:val="19"/>
-        </w:rPr>
-        <w:t>[Название компании]</w:t>
-      </w:r>
-      <w:r>
-        <w:rPr>
-          <w:b/>
-          <w:bCs/>
-          <w:w w:val="105"/>
-          <w:sz w:val="19"/>
-        </w:rPr>
-        <w:t>”</w:t>
-      </w:r>
-      <w:r>
-        <w:rPr>
-          <w:w w:val="105"/>
-          <w:sz w:val="19"/>
-        </w:rPr>
-        <w:t>, именуемое</w:t>
-      </w:r>
-      <w:r>
-        <w:rPr>
-          <w:spacing w:val="33"/>
-          <w:w w:val="105"/>
-          <w:sz w:val="19"/>
-        </w:rPr>
-        <w:t xml:space="preserve"> </w:t>
-      </w:r>
-      <w:r>
-        <w:rPr>
-          <w:w w:val="105"/>
-          <w:sz w:val="19"/>
-        </w:rPr>
-        <w:t>в дальнейшем</w:t>
-      </w:r>
-      <w:r>
-        <w:rPr>
-          <w:spacing w:val="37"/>
-          <w:w w:val="105"/>
-          <w:sz w:val="19"/>
-        </w:rPr>
-        <w:t xml:space="preserve"> </w:t>
-      </w:r>
-      <w:r>
-        <w:rPr>
-          <w:w w:val="105"/>
-          <w:sz w:val="19"/>
-        </w:rPr>
-        <w:t>«Продавец»,</w:t>
-      </w:r>
-      <w:r>
-        <w:rPr>
-          <w:spacing w:val="30"/>
-          <w:w w:val="105"/>
-          <w:sz w:val="19"/>
-        </w:rPr>
-        <w:t xml:space="preserve"> </w:t>
-      </w:r>
-      <w:r>
-        <w:rPr>
-          <w:w w:val="105"/>
-          <w:sz w:val="19"/>
-        </w:rPr>
-        <w:t>в лице Директора</w:t>
-      </w:r>
-      <w:r>
-        <w:rPr>
-          <w:spacing w:val="23"/>
-          <w:w w:val="105"/>
-          <w:sz w:val="19"/>
-        </w:rPr>
-        <w:t xml:space="preserve"> </w:t>
-      </w:r>
-      <w:r>
-        <w:rPr>
-          <w:w w:val="105"/>
-          <w:sz w:val="19"/>
-        </w:rPr>
-        <w:t>[</w:t>
-      </w:r>
-      <w:r>
-        <w:rPr>
-          <w:w w:val="105"/>
-          <w:sz w:val="19"/>
-        </w:rPr>
-        <w:t>ФИО директора</w:t>
-      </w:r>
-      <w:r>
-        <w:rPr>
-          <w:w w:val="105"/>
-          <w:sz w:val="19"/>
-        </w:rPr>
-        <w:t>]</w:t>
-      </w:r>
-      <w:r>
-        <w:rPr>
-          <w:w w:val="105"/>
-          <w:sz w:val="19"/>
-        </w:rPr>
         <w:t>,</w:t>
-      </w:r>
-      <w:r>
-        <w:rPr>
-          <w:spacing w:val="23"/>
-          <w:w w:val="105"/>
-          <w:sz w:val="19"/>
-        </w:rPr>
-        <w:t xml:space="preserve"> </w:t>
-      </w:r>
-      <w:r>
-        <w:rPr>
-          <w:w w:val="105"/>
-          <w:sz w:val="19"/>
-        </w:rPr>
-        <w:t>действующего на основании Устава, с одной стороны,</w:t>
       </w:r>
     </w:p>
     <w:p>
@@ -433,197 +300,13 @@
         <w:rPr>
           <w:sz w:val="19"/>
         </w:rPr>
-        <w:t>и</w:t>
-      </w:r>
-      <w:r>
-        <w:rPr>
-          <w:spacing w:val="40"/>
-          <w:sz w:val="19"/>
-        </w:rPr>
-        <w:t xml:space="preserve"> </w:t>
-      </w:r>
-      <w:r>
-        <w:rPr>
-          <w:b/>
-          <w:bCs/>
-          <w:w w:val="105"/>
-          <w:sz w:val="19"/>
-        </w:rPr>
-        <w:t>[Организационно-правовая форма]</w:t>
-      </w:r>
-      <w:r>
-        <w:rPr>
-          <w:b/>
-          <w:bCs/>
-          <w:spacing w:val="40"/>
-          <w:w w:val="105"/>
-          <w:sz w:val="19"/>
-        </w:rPr>
-        <w:t xml:space="preserve"> </w:t>
-      </w:r>
-      <w:r>
-        <w:rPr>
-          <w:b/>
-          <w:bCs/>
-          <w:w w:val="105"/>
-          <w:sz w:val="19"/>
-        </w:rPr>
-        <w:t>”</w:t>
-      </w:r>
-      <w:r>
-        <w:rPr>
-          <w:b/>
-          <w:bCs/>
-          <w:w w:val="105"/>
-          <w:sz w:val="19"/>
-        </w:rPr>
-        <w:t>[Название компании]</w:t>
-      </w:r>
-      <w:r>
-        <w:rPr>
-          <w:b/>
-          <w:bCs/>
-          <w:w w:val="105"/>
-          <w:sz w:val="19"/>
-        </w:rPr>
-        <w:t>”</w:t>
-      </w:r>
-      <w:r>
-        <w:rPr>
-          <w:sz w:val="19"/>
-        </w:rPr>
-        <w:t>,</w:t>
-      </w:r>
-      <w:r>
-        <w:rPr>
-          <w:spacing w:val="40"/>
-          <w:sz w:val="19"/>
-        </w:rPr>
-        <w:t xml:space="preserve"> </w:t>
-      </w:r>
-      <w:r>
-        <w:rPr>
-          <w:sz w:val="19"/>
-        </w:rPr>
-        <w:t>именуемое</w:t>
-      </w:r>
-      <w:r>
-        <w:rPr>
-          <w:spacing w:val="40"/>
-          <w:sz w:val="19"/>
-        </w:rPr>
-        <w:t xml:space="preserve"> </w:t>
-      </w:r>
-      <w:r>
-        <w:rPr>
-          <w:sz w:val="19"/>
-        </w:rPr>
-        <w:t>в</w:t>
-      </w:r>
-      <w:r>
-        <w:rPr>
-          <w:spacing w:val="40"/>
-          <w:sz w:val="19"/>
-        </w:rPr>
-        <w:t xml:space="preserve"> </w:t>
-      </w:r>
-      <w:r>
-        <w:rPr>
-          <w:sz w:val="19"/>
-        </w:rPr>
-        <w:t>дальнейшем</w:t>
-      </w:r>
-      <w:r>
-        <w:rPr>
-          <w:spacing w:val="40"/>
-          <w:sz w:val="19"/>
-        </w:rPr>
-        <w:t xml:space="preserve"> </w:t>
-      </w:r>
-      <w:r>
-        <w:rPr>
-          <w:sz w:val="19"/>
-        </w:rPr>
-        <w:t>«Покупатель»,</w:t>
-      </w:r>
-      <w:r>
-        <w:rPr>
-          <w:spacing w:val="40"/>
-          <w:sz w:val="19"/>
-        </w:rPr>
-        <w:t xml:space="preserve"> </w:t>
-      </w:r>
-      <w:r>
-        <w:rPr>
-          <w:sz w:val="19"/>
-        </w:rPr>
-        <w:t>в</w:t>
-      </w:r>
-      <w:r>
-        <w:rPr>
-          <w:spacing w:val="40"/>
-          <w:sz w:val="19"/>
-        </w:rPr>
-        <w:t xml:space="preserve"> </w:t>
-      </w:r>
-      <w:r>
-        <w:rPr>
-          <w:sz w:val="19"/>
-        </w:rPr>
-        <w:t>л</w:t>
-      </w:r>
-      <w:r>
-        <w:rPr>
-          <w:sz w:val="19"/>
-        </w:rPr>
-        <w:t>и</w:t>
-      </w:r>
-      <w:r>
-        <w:rPr>
-          <w:sz w:val="19"/>
-        </w:rPr>
-        <w:t>це</w:t>
-      </w:r>
-      <w:r>
-        <w:rPr>
-          <w:spacing w:val="40"/>
-          <w:sz w:val="19"/>
-        </w:rPr>
-        <w:t xml:space="preserve"> </w:t>
-      </w:r>
-      <w:r>
-        <w:rPr>
-          <w:sz w:val="19"/>
-        </w:rPr>
-        <w:t>директора</w:t>
-      </w:r>
-      <w:r>
-        <w:rPr>
-          <w:spacing w:val="40"/>
-          <w:sz w:val="19"/>
-        </w:rPr>
-        <w:t xml:space="preserve"> </w:t>
-      </w:r>
-      <w:r>
-        <w:rPr>
-          <w:w w:val="105"/>
-          <w:sz w:val="19"/>
-        </w:rPr>
-        <w:t>[</w:t>
-      </w:r>
-      <w:r>
-        <w:rPr>
-          <w:w w:val="105"/>
-          <w:sz w:val="19"/>
-        </w:rPr>
-        <w:t>ФИО директора</w:t>
-      </w:r>
-      <w:r>
-        <w:rPr>
-          <w:w w:val="105"/>
-          <w:sz w:val="19"/>
-        </w:rPr>
-        <w:t>]</w:t>
+        <w:t xml:space="preserve">и </w:t>
+      </w:r>
+      <w:r>
+        <w:rPr>
+          <w:sz w:val="19"/>
+        </w:rPr>
+        <w:t>[2]</w:t>
       </w:r>
       <w:r>
         <w:rPr>
@@ -996,7 +679,7 @@
           <w:w w:val="105"/>
           <w:sz w:val="19"/>
         </w:rPr>
-        <w:t>состояние товара полностью</w:t>
+        <w:t>3</w:t>
       </w:r>
       <w:r>
         <w:rPr>
@@ -1361,7 +1044,7 @@
                 <w:sz w:val="18"/>
                 <w:szCs w:val="18"/>
               </w:rPr>
-              <w:t>состояние</w:t>
+              <w:t>4</w:t>
             </w:r>
             <w:r>
               <w:rPr>
@@ -1468,6 +1151,7 @@
               </w:rPr>
               <w:t xml:space="preserve"> </w:t>
             </w:r>
+            <w:proofErr w:type="gramStart"/>
             <w:r>
               <w:rPr>
                 <w:sz w:val="18"/>
@@ -1482,12 +1166,44 @@
               </w:rPr>
               <w:t>]</w:t>
             </w:r>
-            <w:r>
-              <w:rPr>
-                <w:sz w:val="18"/>
-                <w:szCs w:val="18"/>
-              </w:rPr>
-              <w:t>г.в., кузов</w:t>
+            <w:proofErr w:type="spellStart"/>
+            <w:r>
+              <w:rPr>
+                <w:sz w:val="18"/>
+                <w:szCs w:val="18"/>
+              </w:rPr>
+              <w:t>г.в</w:t>
+            </w:r>
+            <w:proofErr w:type="spellEnd"/>
+            <w:r>
+              <w:rPr>
+                <w:sz w:val="18"/>
+                <w:szCs w:val="18"/>
+              </w:rPr>
+              <w:t>.</w:t>
+            </w:r>
+            <w:proofErr w:type="gramEnd"/>
+            <w:r>
+              <w:rPr>
+                <w:sz w:val="18"/>
+                <w:szCs w:val="18"/>
+              </w:rPr>
+              <w:t>, кузов</w:t>
+            </w:r>
+            <w:r>
+              <w:rPr>
+                <w:sz w:val="18"/>
+                <w:szCs w:val="18"/>
+              </w:rPr>
+              <w:t>/</w:t>
+            </w:r>
+            <w:r>
+              <w:rPr>
+                <w:sz w:val="18"/>
+                <w:szCs w:val="18"/>
+                <w:lang w:val="en-US"/>
+              </w:rPr>
+              <w:t>VIN</w:t>
             </w:r>
             <w:r>
               <w:rPr>
@@ -1673,21 +1389,7 @@
                 <w:sz w:val="18"/>
                 <w:szCs w:val="18"/>
               </w:rPr>
-              <w:t>дата</w:t>
-            </w:r>
-            <w:r>
-              <w:rPr>
-                <w:sz w:val="18"/>
-                <w:szCs w:val="18"/>
-              </w:rPr>
-              <w:t xml:space="preserve"> </w:t>
-            </w:r>
-            <w:r>
-              <w:rPr>
-                <w:sz w:val="18"/>
-                <w:szCs w:val="18"/>
-              </w:rPr>
-              <w:t>выдачи</w:t>
+              <w:t>5</w:t>
             </w:r>
             <w:r>
               <w:rPr>
@@ -1695,6 +1397,13 @@
                 <w:szCs w:val="18"/>
               </w:rPr>
               <w:t>]</w:t>
+            </w:r>
+            <w:r>
+              <w:rPr>
+                <w:sz w:val="18"/>
+                <w:szCs w:val="18"/>
+              </w:rPr>
+              <w:t xml:space="preserve"> г.</w:t>
             </w:r>
           </w:p>
           <w:p>
@@ -2339,16 +2048,9 @@
       </w:r>
       <w:r>
         <w:rPr>
-          <w:spacing w:val="72"/>
-          <w:sz w:val="19"/>
-        </w:rPr>
-        <w:t xml:space="preserve"> </w:t>
-      </w:r>
-      <w:r>
-        <w:rPr>
-          <w:sz w:val="19"/>
-        </w:rPr>
-        <w:t>[Организационно-правовая форма] ”[Название компании]”</w:t>
+          <w:sz w:val="19"/>
+        </w:rPr>
+        <w:t xml:space="preserve"> [6]</w:t>
       </w:r>
       <w:r>
         <w:rPr>
@@ -3461,13 +3163,39 @@
         <w:rPr>
           <w:sz w:val="20"/>
         </w:rPr>
+        <w:t xml:space="preserve"> </w:t>
+      </w:r>
+      <w:r>
+        <w:rPr>
+          <w:sz w:val="20"/>
+        </w:rPr>
+        <w:t xml:space="preserve">на момент </w:t>
+      </w:r>
+      <w:proofErr w:type="gramStart"/>
+      <w:r>
+        <w:rPr>
+          <w:sz w:val="20"/>
+        </w:rPr>
+        <w:t>подписания</w:t>
+      </w:r>
+      <w:r>
+        <w:rPr>
+          <w:sz w:val="20"/>
+        </w:rPr>
         <w:t>]</w:t>
       </w:r>
       <w:r>
         <w:rPr>
           <w:sz w:val="20"/>
         </w:rPr>
-        <w:t>%)</w:t>
+        <w:t>%</w:t>
+      </w:r>
+      <w:proofErr w:type="gramEnd"/>
+      <w:r>
+        <w:rPr>
+          <w:sz w:val="20"/>
+        </w:rPr>
+        <w:t>)</w:t>
       </w:r>
       <w:r>
         <w:rPr>
@@ -3934,7 +3662,14 @@
         <w:rPr>
           <w:sz w:val="20"/>
         </w:rPr>
-        <w:t>дата, спустя три дня со дня формирования договора</w:t>
+        <w:t xml:space="preserve">дата, спустя три дня со дня формирования </w:t>
+      </w:r>
+      <w:proofErr w:type="gramStart"/>
+      <w:r>
+        <w:rPr>
+          <w:sz w:val="20"/>
+        </w:rPr>
+        <w:t>договора</w:t>
       </w:r>
       <w:r>
         <w:rPr>
@@ -3948,6 +3683,7 @@
         </w:rPr>
         <w:t>г.</w:t>
       </w:r>
+      <w:proofErr w:type="gramEnd"/>
     </w:p>
     <w:p>
       <w:pPr>
@@ -7026,7 +6762,14 @@
         <w:rPr>
           <w:sz w:val="19"/>
         </w:rPr>
-        <w:t xml:space="preserve"> % </w:t>
+        <w:t xml:space="preserve"> </w:t>
+      </w:r>
+      <w:proofErr w:type="gramStart"/>
+      <w:r>
+        <w:rPr>
+          <w:sz w:val="19"/>
+        </w:rPr>
+        <w:t xml:space="preserve">% </w:t>
       </w:r>
       <w:r>
         <w:rPr>
@@ -7041,6 +6784,7 @@
         </w:rPr>
         <w:t>от</w:t>
       </w:r>
+      <w:proofErr w:type="gramEnd"/>
       <w:r>
         <w:rPr>
           <w:spacing w:val="8"/>
@@ -7381,7 +7125,21 @@
         <w:rPr>
           <w:sz w:val="20"/>
         </w:rPr>
-        <w:t>Настоящий договор составлен в трех экземплярах, вступает в силу с момента его подписания сторонами и действует до полного исполнения сторонами своих обязательств. Все экземпляры настоящего договора идентичны и имеют одинаковую юридическую силу. Все дополнения, изменения и приложение к настоящему договору являются неотъемлемой его частью. Договор, а также иные документы, составленные и переданные при его заключении, изменении, расторжении с использованием средств факсимильной связи и электронной почты (e-mail), имеют юридическую силу.</w:t>
+        <w:t>Настоящий договор составлен в трех экземплярах, вступает в силу с момента его подписания сторонами и действует до полного исполнения сторонами своих обязательств. Все экземпляры настоящего договора идентичны и имеют одинаковую юридическую силу. Все дополнения, изменения и приложение к настоящему договору являются неотъемлемой его частью. Договор, а также иные документы, составленные и переданные при его заключении, изменении, расторжении с использованием средств факсимильной связи и электронной почты (</w:t>
+      </w:r>
+      <w:proofErr w:type="spellStart"/>
+      <w:r>
+        <w:rPr>
+          <w:sz w:val="20"/>
+        </w:rPr>
+        <w:t>e-mail</w:t>
+      </w:r>
+      <w:proofErr w:type="spellEnd"/>
+      <w:r>
+        <w:rPr>
+          <w:sz w:val="20"/>
+        </w:rPr>
+        <w:t>), имеют юридическую силу.</w:t>
       </w:r>
     </w:p>
     <w:p>
@@ -7657,19 +7415,9 @@
                 <w:bCs/>
                 <w:w w:val="105"/>
                 <w:sz w:val="18"/>
-              </w:rPr>
-              <w:t>[Организационно-правовая форма] "[Название компании]</w:t>
-            </w:r>
-            <w:r>
-              <w:rPr>
-                <w:rFonts w:ascii="Times New Roman" w:hAnsi="Times New Roman" w:cs="Times New Roman"/>
-                <w:b/>
-                <w:bCs/>
-                <w:spacing w:val="-2"/>
-                <w:w w:val="105"/>
-                <w:sz w:val="18"/>
-              </w:rPr>
-              <w:t>"</w:t>
+                <w:lang w:val="en-US"/>
+              </w:rPr>
+              <w:t>[7]</w:t>
             </w:r>
           </w:p>
         </w:tc>
@@ -7757,6 +7505,14 @@
                 <w:rFonts w:ascii="Times New Roman" w:hAnsi="Times New Roman" w:cs="Times New Roman"/>
                 <w:spacing w:val="-2"/>
                 <w:sz w:val="18"/>
+              </w:rPr>
+              <w:t xml:space="preserve"> лизингодателя</w:t>
+            </w:r>
+            <w:r>
+              <w:rPr>
+                <w:rFonts w:ascii="Times New Roman" w:hAnsi="Times New Roman" w:cs="Times New Roman"/>
+                <w:spacing w:val="-2"/>
+                <w:sz w:val="18"/>
                 <w:lang w:val="en-US"/>
               </w:rPr>
               <w:t>]</w:t>
@@ -7829,6 +7585,21 @@
               <w:rPr>
                 <w:rFonts w:ascii="Times New Roman" w:hAnsi="Times New Roman" w:cs="Times New Roman"/>
                 <w:sz w:val="18"/>
+              </w:rPr>
+              <w:t xml:space="preserve"> </w:t>
+            </w:r>
+            <w:r>
+              <w:rPr>
+                <w:rFonts w:ascii="Times New Roman" w:hAnsi="Times New Roman" w:cs="Times New Roman"/>
+                <w:spacing w:val="-2"/>
+                <w:sz w:val="18"/>
+              </w:rPr>
+              <w:t>лизингодателя</w:t>
+            </w:r>
+            <w:r>
+              <w:rPr>
+                <w:rFonts w:ascii="Times New Roman" w:hAnsi="Times New Roman" w:cs="Times New Roman"/>
+                <w:sz w:val="18"/>
                 <w:lang w:val="en-US"/>
               </w:rPr>
               <w:t>]</w:t>
@@ -7939,6 +7710,21 @@
                 <w:rFonts w:ascii="Times New Roman" w:hAnsi="Times New Roman" w:cs="Times New Roman"/>
                 <w:sz w:val="18"/>
               </w:rPr>
+              <w:t xml:space="preserve"> </w:t>
+            </w:r>
+            <w:r>
+              <w:rPr>
+                <w:rFonts w:ascii="Times New Roman" w:hAnsi="Times New Roman" w:cs="Times New Roman"/>
+                <w:spacing w:val="-2"/>
+                <w:sz w:val="18"/>
+              </w:rPr>
+              <w:t>лизингодателя</w:t>
+            </w:r>
+            <w:r>
+              <w:rPr>
+                <w:rFonts w:ascii="Times New Roman" w:hAnsi="Times New Roman" w:cs="Times New Roman"/>
+                <w:sz w:val="18"/>
+              </w:rPr>
               <w:t>]</w:t>
             </w:r>
             <w:r>
@@ -7977,6 +7763,21 @@
                 <w:sz w:val="18"/>
               </w:rPr>
               <w:t>название банка</w:t>
+            </w:r>
+            <w:r>
+              <w:rPr>
+                <w:rFonts w:ascii="Times New Roman" w:hAnsi="Times New Roman" w:cs="Times New Roman"/>
+                <w:sz w:val="18"/>
+              </w:rPr>
+              <w:t xml:space="preserve"> </w:t>
+            </w:r>
+            <w:r>
+              <w:rPr>
+                <w:rFonts w:ascii="Times New Roman" w:hAnsi="Times New Roman" w:cs="Times New Roman"/>
+                <w:spacing w:val="-2"/>
+                <w:sz w:val="18"/>
+              </w:rPr>
+              <w:t>лизингодателя</w:t>
             </w:r>
             <w:r>
               <w:rPr>
@@ -8025,9 +7826,41 @@
                 <w:rFonts w:ascii="Times New Roman" w:hAnsi="Times New Roman" w:cs="Times New Roman"/>
                 <w:spacing w:val="-2"/>
                 <w:sz w:val="18"/>
+              </w:rPr>
+              <w:t>[</w:t>
+            </w:r>
+            <w:r>
+              <w:rPr>
+                <w:rFonts w:ascii="Times New Roman" w:hAnsi="Times New Roman" w:cs="Times New Roman"/>
+                <w:spacing w:val="-2"/>
+                <w:sz w:val="18"/>
                 <w:lang w:val="en-US"/>
               </w:rPr>
-              <w:t>[SWIFT]</w:t>
+              <w:t>SWIFT</w:t>
+            </w:r>
+            <w:r>
+              <w:rPr>
+                <w:rFonts w:ascii="Times New Roman" w:hAnsi="Times New Roman" w:cs="Times New Roman"/>
+                <w:spacing w:val="-2"/>
+                <w:sz w:val="18"/>
+              </w:rPr>
+              <w:t xml:space="preserve"> </w:t>
+            </w:r>
+            <w:r>
+              <w:rPr>
+                <w:rFonts w:ascii="Times New Roman" w:hAnsi="Times New Roman" w:cs="Times New Roman"/>
+                <w:spacing w:val="-2"/>
+                <w:sz w:val="18"/>
+              </w:rPr>
+              <w:t>лизингодателя</w:t>
+            </w:r>
+            <w:r>
+              <w:rPr>
+                <w:rFonts w:ascii="Times New Roman" w:hAnsi="Times New Roman" w:cs="Times New Roman"/>
+                <w:spacing w:val="-2"/>
+                <w:sz w:val="18"/>
+              </w:rPr>
+              <w:t>]</w:t>
             </w:r>
           </w:p>
           <w:p>
@@ -8038,17 +7871,57 @@
               <w:rPr>
                 <w:rFonts w:ascii="Times New Roman" w:hAnsi="Times New Roman" w:cs="Times New Roman"/>
                 <w:sz w:val="18"/>
+              </w:rPr>
+            </w:pPr>
+            <w:r>
+              <w:rPr>
+                <w:rFonts w:ascii="Times New Roman" w:hAnsi="Times New Roman" w:cs="Times New Roman"/>
+                <w:spacing w:val="-2"/>
+                <w:sz w:val="18"/>
                 <w:lang w:val="en-US"/>
               </w:rPr>
-            </w:pPr>
+              <w:t>BIC</w:t>
+            </w:r>
             <w:r>
               <w:rPr>
                 <w:rFonts w:ascii="Times New Roman" w:hAnsi="Times New Roman" w:cs="Times New Roman"/>
                 <w:spacing w:val="-2"/>
                 <w:sz w:val="18"/>
+              </w:rPr>
+              <w:t>: [</w:t>
+            </w:r>
+            <w:r>
+              <w:rPr>
+                <w:rFonts w:ascii="Times New Roman" w:hAnsi="Times New Roman" w:cs="Times New Roman"/>
+                <w:spacing w:val="-2"/>
+                <w:sz w:val="18"/>
                 <w:lang w:val="en-US"/>
               </w:rPr>
-              <w:t>BIC: [BIC]</w:t>
+              <w:t>BIC</w:t>
+            </w:r>
+            <w:r>
+              <w:rPr>
+                <w:rFonts w:ascii="Times New Roman" w:hAnsi="Times New Roman" w:cs="Times New Roman"/>
+                <w:spacing w:val="-2"/>
+                <w:sz w:val="18"/>
+              </w:rPr>
+              <w:t xml:space="preserve"> </w:t>
+            </w:r>
+            <w:r>
+              <w:rPr>
+                <w:rFonts w:ascii="Times New Roman" w:hAnsi="Times New Roman" w:cs="Times New Roman"/>
+                <w:spacing w:val="-2"/>
+                <w:sz w:val="18"/>
+              </w:rPr>
+              <w:t>лизингодателя</w:t>
+            </w:r>
+            <w:r>
+              <w:rPr>
+                <w:rFonts w:ascii="Times New Roman" w:hAnsi="Times New Roman" w:cs="Times New Roman"/>
+                <w:spacing w:val="-2"/>
+                <w:sz w:val="18"/>
+              </w:rPr>
+              <w:t>]</w:t>
             </w:r>
           </w:p>
         </w:tc>
@@ -8060,7 +7933,6 @@
         <w:spacing w:before="79"/>
         <w:rPr>
           <w:sz w:val="18"/>
-          <w:lang w:val="en-US"/>
         </w:rPr>
       </w:pPr>
     </w:p>
@@ -8170,18 +8042,27 @@
                 <w:w w:val="105"/>
                 <w:sz w:val="18"/>
               </w:rPr>
-              <w:t>[Организационно-правовая форма] "[Название компании]</w:t>
+              <w:t>[</w:t>
             </w:r>
             <w:r>
               <w:rPr>
                 <w:rFonts w:ascii="Times New Roman" w:hAnsi="Times New Roman" w:cs="Times New Roman"/>
                 <w:b/>
                 <w:bCs/>
-                <w:spacing w:val="-2"/>
                 <w:w w:val="105"/>
                 <w:sz w:val="18"/>
               </w:rPr>
-              <w:t>"</w:t>
+              <w:t>8</w:t>
+            </w:r>
+            <w:r>
+              <w:rPr>
+                <w:rFonts w:ascii="Times New Roman" w:hAnsi="Times New Roman" w:cs="Times New Roman"/>
+                <w:b/>
+                <w:bCs/>
+                <w:w w:val="105"/>
+                <w:sz w:val="18"/>
+              </w:rPr>
+              <w:t>]</w:t>
             </w:r>
           </w:p>
         </w:tc>
@@ -8252,6 +8133,22 @@
                 <w:rFonts w:ascii="Times New Roman" w:hAnsi="Times New Roman" w:cs="Times New Roman"/>
                 <w:spacing w:val="-2"/>
                 <w:sz w:val="18"/>
+              </w:rPr>
+              <w:t xml:space="preserve"> </w:t>
+            </w:r>
+            <w:r>
+              <w:rPr>
+                <w:rFonts w:ascii="Times New Roman" w:hAnsi="Times New Roman" w:cs="Times New Roman"/>
+                <w:spacing w:val="-2"/>
+                <w:sz w:val="18"/>
+              </w:rPr>
+              <w:t>поставщика</w:t>
+            </w:r>
+            <w:r>
+              <w:rPr>
+                <w:rFonts w:ascii="Times New Roman" w:hAnsi="Times New Roman" w:cs="Times New Roman"/>
+                <w:spacing w:val="-2"/>
+                <w:sz w:val="18"/>
                 <w:lang w:val="en-US"/>
               </w:rPr>
               <w:t>]</w:t>
@@ -8329,6 +8226,21 @@
               <w:rPr>
                 <w:rFonts w:ascii="Times New Roman" w:hAnsi="Times New Roman" w:cs="Times New Roman"/>
                 <w:sz w:val="18"/>
+              </w:rPr>
+              <w:t xml:space="preserve"> </w:t>
+            </w:r>
+            <w:r>
+              <w:rPr>
+                <w:rFonts w:ascii="Times New Roman" w:hAnsi="Times New Roman" w:cs="Times New Roman"/>
+                <w:spacing w:val="-2"/>
+                <w:sz w:val="18"/>
+              </w:rPr>
+              <w:t>поставщика</w:t>
+            </w:r>
+            <w:r>
+              <w:rPr>
+                <w:rFonts w:ascii="Times New Roman" w:hAnsi="Times New Roman" w:cs="Times New Roman"/>
+                <w:sz w:val="18"/>
                 <w:lang w:val="en-US"/>
               </w:rPr>
               <w:t>]</w:t>
@@ -8441,6 +8353,21 @@
                 <w:rFonts w:ascii="Times New Roman" w:hAnsi="Times New Roman" w:cs="Times New Roman"/>
                 <w:sz w:val="18"/>
               </w:rPr>
+              <w:t xml:space="preserve"> </w:t>
+            </w:r>
+            <w:r>
+              <w:rPr>
+                <w:rFonts w:ascii="Times New Roman" w:hAnsi="Times New Roman" w:cs="Times New Roman"/>
+                <w:spacing w:val="-2"/>
+                <w:sz w:val="18"/>
+              </w:rPr>
+              <w:t>поставщика</w:t>
+            </w:r>
+            <w:r>
+              <w:rPr>
+                <w:rFonts w:ascii="Times New Roman" w:hAnsi="Times New Roman" w:cs="Times New Roman"/>
+                <w:sz w:val="18"/>
+              </w:rPr>
               <w:t>]</w:t>
             </w:r>
             <w:r>
@@ -8479,6 +8406,21 @@
                 <w:sz w:val="18"/>
               </w:rPr>
               <w:t>название банка</w:t>
+            </w:r>
+            <w:r>
+              <w:rPr>
+                <w:rFonts w:ascii="Times New Roman" w:hAnsi="Times New Roman" w:cs="Times New Roman"/>
+                <w:sz w:val="18"/>
+              </w:rPr>
+              <w:t xml:space="preserve"> </w:t>
+            </w:r>
+            <w:r>
+              <w:rPr>
+                <w:rFonts w:ascii="Times New Roman" w:hAnsi="Times New Roman" w:cs="Times New Roman"/>
+                <w:spacing w:val="-2"/>
+                <w:sz w:val="18"/>
+              </w:rPr>
+              <w:t>поставщика</w:t>
             </w:r>
             <w:r>
               <w:rPr>
@@ -8505,7 +8447,6 @@
                 <w:rFonts w:ascii="Times New Roman"/>
                 <w:spacing w:val="-2"/>
                 <w:sz w:val="18"/>
-                <w:lang w:val="en-US"/>
               </w:rPr>
             </w:pPr>
             <w:r>
@@ -8528,9 +8469,41 @@
                 <w:rFonts w:ascii="Times New Roman"/>
                 <w:spacing w:val="-2"/>
                 <w:sz w:val="18"/>
+              </w:rPr>
+              <w:t>[</w:t>
+            </w:r>
+            <w:r>
+              <w:rPr>
+                <w:rFonts w:ascii="Times New Roman"/>
+                <w:spacing w:val="-2"/>
+                <w:sz w:val="18"/>
                 <w:lang w:val="en-US"/>
               </w:rPr>
-              <w:t>[SWIFT]</w:t>
+              <w:t>SWIFT</w:t>
+            </w:r>
+            <w:r>
+              <w:rPr>
+                <w:rFonts w:ascii="Times New Roman"/>
+                <w:spacing w:val="-2"/>
+                <w:sz w:val="18"/>
+              </w:rPr>
+              <w:t xml:space="preserve"> </w:t>
+            </w:r>
+            <w:r>
+              <w:rPr>
+                <w:rFonts w:ascii="Times New Roman" w:hAnsi="Times New Roman" w:cs="Times New Roman"/>
+                <w:spacing w:val="-2"/>
+                <w:sz w:val="18"/>
+              </w:rPr>
+              <w:t>поставщика</w:t>
+            </w:r>
+            <w:r>
+              <w:rPr>
+                <w:rFonts w:ascii="Times New Roman"/>
+                <w:spacing w:val="-2"/>
+                <w:sz w:val="18"/>
+              </w:rPr>
+              <w:t>]</w:t>
             </w:r>
           </w:p>
           <w:p>
@@ -8541,17 +8514,57 @@
               <w:rPr>
                 <w:rFonts w:ascii="Times New Roman"/>
                 <w:sz w:val="18"/>
+              </w:rPr>
+            </w:pPr>
+            <w:r>
+              <w:rPr>
+                <w:rFonts w:ascii="Times New Roman"/>
+                <w:spacing w:val="-2"/>
+                <w:sz w:val="18"/>
                 <w:lang w:val="en-US"/>
               </w:rPr>
-            </w:pPr>
+              <w:t>BIC</w:t>
+            </w:r>
             <w:r>
               <w:rPr>
                 <w:rFonts w:ascii="Times New Roman"/>
                 <w:spacing w:val="-2"/>
                 <w:sz w:val="18"/>
+              </w:rPr>
+              <w:t>: [</w:t>
+            </w:r>
+            <w:r>
+              <w:rPr>
+                <w:rFonts w:ascii="Times New Roman"/>
+                <w:spacing w:val="-2"/>
+                <w:sz w:val="18"/>
                 <w:lang w:val="en-US"/>
               </w:rPr>
-              <w:t>BIC: [BIC]</w:t>
+              <w:t>BIC</w:t>
+            </w:r>
+            <w:r>
+              <w:rPr>
+                <w:rFonts w:ascii="Times New Roman"/>
+                <w:spacing w:val="-2"/>
+                <w:sz w:val="18"/>
+              </w:rPr>
+              <w:t xml:space="preserve"> </w:t>
+            </w:r>
+            <w:r>
+              <w:rPr>
+                <w:rFonts w:ascii="Times New Roman" w:hAnsi="Times New Roman" w:cs="Times New Roman"/>
+                <w:spacing w:val="-2"/>
+                <w:sz w:val="18"/>
+              </w:rPr>
+              <w:t>поставщика</w:t>
+            </w:r>
+            <w:r>
+              <w:rPr>
+                <w:rFonts w:ascii="Times New Roman"/>
+                <w:spacing w:val="-2"/>
+                <w:sz w:val="18"/>
+              </w:rPr>
+              <w:t>]</w:t>
             </w:r>
           </w:p>
         </w:tc>
@@ -8895,8 +8908,17 @@
                 <w:szCs w:val="20"/>
                 <w:u w:val="single"/>
               </w:rPr>
-              <w:t xml:space="preserve">   </w:t>
-            </w:r>
+              <w:t xml:space="preserve">  </w:t>
+            </w:r>
+            <w:r>
+              <w:rPr>
+                <w:spacing w:val="-2"/>
+                <w:sz w:val="20"/>
+                <w:szCs w:val="20"/>
+              </w:rPr>
+              <w:t xml:space="preserve"> </w:t>
+            </w:r>
+            <w:proofErr w:type="gramStart"/>
             <w:r>
               <w:rPr>
                 <w:spacing w:val="-2"/>
@@ -8914,13 +8936,22 @@
               </w:rPr>
               <w:t>[</w:t>
             </w:r>
+            <w:proofErr w:type="gramEnd"/>
             <w:r>
               <w:rPr>
                 <w:spacing w:val="-2"/>
                 <w:sz w:val="20"/>
                 <w:szCs w:val="20"/>
               </w:rPr>
-              <w:t>ФИО директора продавца</w:t>
+              <w:t xml:space="preserve">ФИО директора </w:t>
+            </w:r>
+            <w:r>
+              <w:rPr>
+                <w:spacing w:val="-2"/>
+                <w:sz w:val="20"/>
+                <w:szCs w:val="20"/>
+              </w:rPr>
+              <w:t>поставщика</w:t>
             </w:r>
             <w:r>
               <w:rPr>
@@ -8981,8 +9012,16 @@
                 <w:szCs w:val="20"/>
                 <w:u w:val="single"/>
               </w:rPr>
-              <w:t xml:space="preserve">   </w:t>
-            </w:r>
+              <w:t xml:space="preserve">  </w:t>
+            </w:r>
+            <w:r>
+              <w:rPr>
+                <w:sz w:val="20"/>
+                <w:szCs w:val="20"/>
+              </w:rPr>
+              <w:t xml:space="preserve"> </w:t>
+            </w:r>
+            <w:proofErr w:type="gramStart"/>
             <w:r>
               <w:rPr>
                 <w:sz w:val="20"/>
@@ -8998,6 +9037,7 @@
               </w:rPr>
               <w:t>[</w:t>
             </w:r>
+            <w:proofErr w:type="gramEnd"/>
             <w:r>
               <w:rPr>
                 <w:sz w:val="20"/>
@@ -9125,7 +9165,7 @@
                 <w:sz w:val="20"/>
                 <w:szCs w:val="20"/>
               </w:rPr>
-              <w:t>[Организационно-правовая форма</w:t>
+              <w:t>[</w:t>
             </w:r>
             <w:r>
               <w:rPr>
@@ -9133,7 +9173,7 @@
                 <w:sz w:val="20"/>
                 <w:szCs w:val="20"/>
               </w:rPr>
-              <w:t xml:space="preserve"> и Название компании</w:t>
+              <w:t>9</w:t>
             </w:r>
             <w:r>
               <w:rPr>
@@ -9408,7 +9448,7 @@
                 <w:szCs w:val="20"/>
                 <w:u w:val="single"/>
               </w:rPr>
-              <w:t xml:space="preserve">    </w:t>
+              <w:t xml:space="preserve">   </w:t>
             </w:r>
             <w:r>
               <w:rPr>
@@ -9416,15 +9456,33 @@
                 <w:sz w:val="20"/>
                 <w:szCs w:val="20"/>
               </w:rPr>
-              <w:t>/</w:t>
-            </w:r>
+              <w:t xml:space="preserve"> </w:t>
+            </w:r>
+            <w:proofErr w:type="gramStart"/>
             <w:r>
               <w:rPr>
                 <w:spacing w:val="-2"/>
                 <w:sz w:val="20"/>
                 <w:szCs w:val="20"/>
               </w:rPr>
-              <w:t>[ФИО директора ли</w:t>
+              <w:t>/</w:t>
+            </w:r>
+            <w:r>
+              <w:rPr>
+                <w:spacing w:val="-2"/>
+                <w:sz w:val="20"/>
+                <w:szCs w:val="20"/>
+              </w:rPr>
+              <w:t>[</w:t>
+            </w:r>
+            <w:proofErr w:type="gramEnd"/>
+            <w:r>
+              <w:rPr>
+                <w:spacing w:val="-2"/>
+                <w:sz w:val="20"/>
+                <w:szCs w:val="20"/>
+              </w:rPr>
+              <w:t>ФИО директора ли</w:t>
             </w:r>
             <w:r>
               <w:rPr>
@@ -9489,7 +9547,6 @@
           <w:bCs/>
           <w:w w:val="105"/>
         </w:rPr>
-        <w:lastRenderedPageBreak/>
         <w:t>Дополнительное</w:t>
       </w:r>
       <w:r>
@@ -9565,6 +9622,7 @@
           <w:w w:val="105"/>
           <w:sz w:val="19"/>
         </w:rPr>
+        <w:lastRenderedPageBreak/>
         <w:t>ДОГОВОРУ</w:t>
       </w:r>
       <w:r>
@@ -9650,6 +9708,7 @@
         </w:rPr>
         <w:t>]</w:t>
       </w:r>
+      <w:proofErr w:type="gramStart"/>
       <w:r>
         <w:rPr>
           <w:b/>
@@ -9668,6 +9727,7 @@
         </w:rPr>
         <w:t>[</w:t>
       </w:r>
+      <w:proofErr w:type="gramEnd"/>
       <w:r>
         <w:rPr>
           <w:b/>
@@ -9733,8 +9793,9 @@
           <w:w w:val="105"/>
           <w:sz w:val="19"/>
         </w:rPr>
-        <w:t>дата подписания</w:t>
-      </w:r>
+        <w:t xml:space="preserve">дата </w:t>
+      </w:r>
+      <w:proofErr w:type="gramStart"/>
       <w:r>
         <w:rPr>
           <w:b/>
@@ -9743,7 +9804,7 @@
           <w:w w:val="105"/>
           <w:sz w:val="19"/>
         </w:rPr>
-        <w:t>]</w:t>
+        <w:t>подписания</w:t>
       </w:r>
       <w:r>
         <w:rPr>
@@ -9753,8 +9814,19 @@
           <w:w w:val="105"/>
           <w:sz w:val="19"/>
         </w:rPr>
+        <w:t>]</w:t>
+      </w:r>
+      <w:r>
+        <w:rPr>
+          <w:b/>
+          <w:bCs/>
+          <w:spacing w:val="-2"/>
+          <w:w w:val="105"/>
+          <w:sz w:val="19"/>
+        </w:rPr>
         <w:t>г.</w:t>
       </w:r>
+      <w:proofErr w:type="gramEnd"/>
     </w:p>
     <w:p>
       <w:pPr>
@@ -9873,205 +9945,11 @@
       </w:pPr>
       <w:r>
         <w:rPr>
-          <w:b/>
-          <w:bCs/>
           <w:spacing w:val="-2"/>
           <w:sz w:val="21"/>
-        </w:rPr>
-        <w:t>[Организационно-правовая форма] "[Название компании]"</w:t>
-      </w:r>
-      <w:r>
-        <w:rPr>
-          <w:spacing w:val="-2"/>
-          <w:sz w:val="21"/>
-        </w:rPr>
-        <w:t>, именуемое</w:t>
-      </w:r>
-      <w:r>
-        <w:rPr>
-          <w:spacing w:val="5"/>
-          <w:sz w:val="21"/>
-        </w:rPr>
-        <w:t xml:space="preserve"> </w:t>
-      </w:r>
-      <w:r>
-        <w:rPr>
-          <w:spacing w:val="-2"/>
-          <w:sz w:val="21"/>
-        </w:rPr>
-        <w:t>в</w:t>
-      </w:r>
-      <w:r>
-        <w:rPr>
-          <w:spacing w:val="-4"/>
-          <w:sz w:val="21"/>
-        </w:rPr>
-        <w:t xml:space="preserve"> </w:t>
-      </w:r>
-      <w:r>
-        <w:rPr>
-          <w:spacing w:val="-2"/>
-          <w:sz w:val="21"/>
-        </w:rPr>
-        <w:t>дальнейшем</w:t>
-      </w:r>
-      <w:r>
-        <w:rPr>
-          <w:spacing w:val="17"/>
-          <w:sz w:val="21"/>
-        </w:rPr>
-        <w:t xml:space="preserve"> </w:t>
-      </w:r>
-      <w:r>
-        <w:rPr>
-          <w:spacing w:val="-2"/>
-          <w:sz w:val="21"/>
-        </w:rPr>
-        <w:t>«Продавец»,</w:t>
-      </w:r>
-      <w:r>
-        <w:rPr>
-          <w:spacing w:val="6"/>
-          <w:sz w:val="21"/>
-        </w:rPr>
-        <w:t xml:space="preserve"> </w:t>
-      </w:r>
-      <w:r>
-        <w:rPr>
-          <w:spacing w:val="-2"/>
-          <w:sz w:val="21"/>
-        </w:rPr>
-        <w:t>в</w:t>
-      </w:r>
-      <w:r>
-        <w:rPr>
-          <w:spacing w:val="-3"/>
-          <w:sz w:val="21"/>
-        </w:rPr>
-        <w:t xml:space="preserve"> </w:t>
-      </w:r>
-      <w:r>
-        <w:rPr>
-          <w:spacing w:val="-2"/>
-          <w:sz w:val="21"/>
-        </w:rPr>
-        <w:t>лице</w:t>
-      </w:r>
-      <w:r>
-        <w:rPr>
-          <w:spacing w:val="3"/>
-          <w:sz w:val="21"/>
-        </w:rPr>
-        <w:t xml:space="preserve"> </w:t>
-      </w:r>
-      <w:r>
-        <w:rPr>
-          <w:spacing w:val="-2"/>
-          <w:sz w:val="21"/>
-        </w:rPr>
-        <w:t>Директора</w:t>
-      </w:r>
-      <w:r>
-        <w:rPr>
-          <w:spacing w:val="7"/>
-          <w:sz w:val="21"/>
-        </w:rPr>
-        <w:t xml:space="preserve"> </w:t>
-      </w:r>
-      <w:r>
-        <w:rPr>
-          <w:spacing w:val="-2"/>
-          <w:sz w:val="21"/>
-        </w:rPr>
-        <w:t>[</w:t>
-      </w:r>
-      <w:r>
-        <w:rPr>
-          <w:spacing w:val="-2"/>
-          <w:sz w:val="21"/>
-        </w:rPr>
-        <w:t>ФИО директора</w:t>
-      </w:r>
-      <w:r>
-        <w:rPr>
-          <w:spacing w:val="-2"/>
-          <w:sz w:val="21"/>
-        </w:rPr>
-        <w:t>]</w:t>
-      </w:r>
-      <w:r>
-        <w:rPr>
-          <w:spacing w:val="-2"/>
-          <w:sz w:val="21"/>
-        </w:rPr>
-        <w:t>,</w:t>
-      </w:r>
-      <w:r>
-        <w:rPr>
-          <w:sz w:val="21"/>
-        </w:rPr>
-        <w:t xml:space="preserve"> </w:t>
-      </w:r>
-      <w:r>
-        <w:rPr>
-          <w:spacing w:val="-2"/>
-          <w:sz w:val="21"/>
-        </w:rPr>
-        <w:t xml:space="preserve">действующего </w:t>
-      </w:r>
-      <w:r>
-        <w:t>на</w:t>
-      </w:r>
-      <w:r>
-        <w:rPr>
-          <w:spacing w:val="-9"/>
-        </w:rPr>
-        <w:t xml:space="preserve"> </w:t>
-      </w:r>
-      <w:r>
-        <w:t>основании</w:t>
-      </w:r>
-      <w:r>
-        <w:rPr>
-          <w:spacing w:val="6"/>
-        </w:rPr>
-        <w:t xml:space="preserve"> </w:t>
-      </w:r>
-      <w:r>
-        <w:t>У</w:t>
-      </w:r>
-      <w:r>
-        <w:t>става,</w:t>
-      </w:r>
-      <w:r>
-        <w:rPr>
-          <w:spacing w:val="-1"/>
-        </w:rPr>
-        <w:t xml:space="preserve"> </w:t>
-      </w:r>
-      <w:r>
-        <w:t>с</w:t>
-      </w:r>
-      <w:r>
-        <w:rPr>
-          <w:spacing w:val="-8"/>
-        </w:rPr>
-        <w:t xml:space="preserve"> </w:t>
-      </w:r>
-      <w:r>
-        <w:t>одной</w:t>
-      </w:r>
-      <w:r>
-        <w:rPr>
-          <w:spacing w:val="-2"/>
-        </w:rPr>
-        <w:t xml:space="preserve"> сторон</w:t>
-      </w:r>
-      <w:r>
-        <w:rPr>
-          <w:spacing w:val="-2"/>
-        </w:rPr>
-        <w:t>ы</w:t>
+          <w:lang w:val="en-US"/>
+        </w:rPr>
+        <w:t>[1]</w:t>
       </w:r>
       <w:r>
         <w:rPr>
@@ -10091,26 +9969,7 @@
         <w:t xml:space="preserve">и </w:t>
       </w:r>
       <w:r>
-        <w:rPr>
-          <w:b/>
-          <w:bCs/>
-        </w:rPr>
-        <w:t>[Организационно-правовая форма] "[Название компании]"</w:t>
-      </w:r>
-      <w:r>
-        <w:t>, именуемое в дальнейшем «Покупатель», в лице директор</w:t>
-      </w:r>
-      <w:r>
-        <w:t xml:space="preserve">а </w:t>
-      </w:r>
-      <w:r>
-        <w:t>[</w:t>
-      </w:r>
-      <w:r>
-        <w:t>ФИО директора</w:t>
-      </w:r>
-      <w:r>
-        <w:t>]</w:t>
+        <w:t>[2]</w:t>
       </w:r>
       <w:r>
         <w:t>, действующего на основании Устава, с другой стороны, совместно именуемые «Стороны» заключили настоящее дополнительное согла</w:t>
@@ -10544,7 +10403,7 @@
                 <w:sz w:val="18"/>
                 <w:szCs w:val="18"/>
               </w:rPr>
-              <w:t>состояние</w:t>
+              <w:t>4</w:t>
             </w:r>
             <w:r>
               <w:rPr>
@@ -10651,6 +10510,7 @@
               </w:rPr>
               <w:t xml:space="preserve"> </w:t>
             </w:r>
+            <w:proofErr w:type="gramStart"/>
             <w:r>
               <w:rPr>
                 <w:sz w:val="18"/>
@@ -10665,12 +10525,44 @@
               </w:rPr>
               <w:t>]</w:t>
             </w:r>
-            <w:r>
-              <w:rPr>
-                <w:sz w:val="18"/>
-                <w:szCs w:val="18"/>
-              </w:rPr>
-              <w:t>г.в., кузов</w:t>
+            <w:proofErr w:type="spellStart"/>
+            <w:r>
+              <w:rPr>
+                <w:sz w:val="18"/>
+                <w:szCs w:val="18"/>
+              </w:rPr>
+              <w:t>г.в</w:t>
+            </w:r>
+            <w:proofErr w:type="spellEnd"/>
+            <w:r>
+              <w:rPr>
+                <w:sz w:val="18"/>
+                <w:szCs w:val="18"/>
+              </w:rPr>
+              <w:t>.</w:t>
+            </w:r>
+            <w:proofErr w:type="gramEnd"/>
+            <w:r>
+              <w:rPr>
+                <w:sz w:val="18"/>
+                <w:szCs w:val="18"/>
+              </w:rPr>
+              <w:t>, кузов</w:t>
+            </w:r>
+            <w:r>
+              <w:rPr>
+                <w:sz w:val="18"/>
+                <w:szCs w:val="18"/>
+              </w:rPr>
+              <w:t>/</w:t>
+            </w:r>
+            <w:r>
+              <w:rPr>
+                <w:sz w:val="18"/>
+                <w:szCs w:val="18"/>
+                <w:lang w:val="en-US"/>
+              </w:rPr>
+              <w:t>VIN</w:t>
             </w:r>
             <w:r>
               <w:rPr>
@@ -10855,13 +10747,22 @@
               <w:rPr>
                 <w:sz w:val="18"/>
                 <w:szCs w:val="18"/>
-              </w:rPr>
-              <w:t>дата</w:t>
-            </w:r>
-            <w:r>
-              <w:rPr>
-                <w:sz w:val="18"/>
-                <w:szCs w:val="18"/>
+                <w:lang w:val="en-US"/>
+              </w:rPr>
+              <w:t>5</w:t>
+            </w:r>
+            <w:r>
+              <w:rPr>
+                <w:sz w:val="18"/>
+                <w:szCs w:val="18"/>
+              </w:rPr>
+              <w:t>]</w:t>
+            </w:r>
+            <w:r>
+              <w:rPr>
+                <w:sz w:val="18"/>
+                <w:szCs w:val="18"/>
+                <w:lang w:val="en-US"/>
               </w:rPr>
               <w:t xml:space="preserve"> </w:t>
             </w:r>
@@ -10870,14 +10771,7 @@
                 <w:sz w:val="18"/>
                 <w:szCs w:val="18"/>
               </w:rPr>
-              <w:t>выдачи</w:t>
-            </w:r>
-            <w:r>
-              <w:rPr>
-                <w:sz w:val="18"/>
-                <w:szCs w:val="18"/>
-              </w:rPr>
-              <w:t>]</w:t>
+              <w:t>г.</w:t>
             </w:r>
           </w:p>
           <w:p>
@@ -12267,6 +12161,7 @@
               </w:rPr>
               <w:t xml:space="preserve">   </w:t>
             </w:r>
+            <w:proofErr w:type="gramStart"/>
             <w:r>
               <w:rPr>
                 <w:spacing w:val="-2"/>
@@ -12284,13 +12179,22 @@
               </w:rPr>
               <w:t>[</w:t>
             </w:r>
+            <w:proofErr w:type="gramEnd"/>
             <w:r>
               <w:rPr>
                 <w:spacing w:val="-2"/>
                 <w:sz w:val="20"/>
                 <w:szCs w:val="20"/>
               </w:rPr>
-              <w:t>ФИО директора продавца</w:t>
+              <w:t xml:space="preserve">ФИО директора </w:t>
+            </w:r>
+            <w:r>
+              <w:rPr>
+                <w:spacing w:val="-2"/>
+                <w:sz w:val="20"/>
+                <w:szCs w:val="20"/>
+              </w:rPr>
+              <w:t>поставщика</w:t>
             </w:r>
             <w:r>
               <w:rPr>
@@ -12353,6 +12257,7 @@
               </w:rPr>
               <w:t xml:space="preserve">   </w:t>
             </w:r>
+            <w:proofErr w:type="gramStart"/>
             <w:r>
               <w:rPr>
                 <w:sz w:val="20"/>
@@ -12368,6 +12273,7 @@
               </w:rPr>
               <w:t>[</w:t>
             </w:r>
+            <w:proofErr w:type="gramEnd"/>
             <w:r>
               <w:rPr>
                 <w:sz w:val="20"/>
@@ -12567,7 +12473,7 @@
                 <w:sz w:val="20"/>
                 <w:szCs w:val="20"/>
               </w:rPr>
-              <w:t>[Организационно-правовая форма</w:t>
+              <w:t>[</w:t>
             </w:r>
             <w:r>
               <w:rPr>
@@ -12575,7 +12481,7 @@
                 <w:sz w:val="20"/>
                 <w:szCs w:val="20"/>
               </w:rPr>
-              <w:t xml:space="preserve"> и Название компании</w:t>
+              <w:t>9</w:t>
             </w:r>
             <w:r>
               <w:rPr>
@@ -12852,6 +12758,7 @@
               </w:rPr>
               <w:t xml:space="preserve">    </w:t>
             </w:r>
+            <w:proofErr w:type="gramStart"/>
             <w:r>
               <w:rPr>
                 <w:spacing w:val="-2"/>
@@ -12866,7 +12773,16 @@
                 <w:sz w:val="20"/>
                 <w:szCs w:val="20"/>
               </w:rPr>
-              <w:t>[ФИО директора лиз</w:t>
+              <w:t>[</w:t>
+            </w:r>
+            <w:proofErr w:type="gramEnd"/>
+            <w:r>
+              <w:rPr>
+                <w:spacing w:val="-2"/>
+                <w:sz w:val="20"/>
+                <w:szCs w:val="20"/>
+              </w:rPr>
+              <w:t>ФИО директора лиз</w:t>
             </w:r>
             <w:r>
               <w:rPr>
@@ -13121,8 +13037,33 @@
           <w:spacing w:val="-2"/>
           <w:sz w:val="21"/>
         </w:rPr>
-        <w:t>[номер ДКП]/[год подписания] от [дата подписания]г.</w:t>
-      </w:r>
+        <w:t>[номер ДКП]</w:t>
+      </w:r>
+      <w:proofErr w:type="gramStart"/>
+      <w:r>
+        <w:rPr>
+          <w:spacing w:val="-2"/>
+          <w:sz w:val="21"/>
+        </w:rPr>
+        <w:t>/[</w:t>
+      </w:r>
+      <w:proofErr w:type="gramEnd"/>
+      <w:r>
+        <w:rPr>
+          <w:spacing w:val="-2"/>
+          <w:sz w:val="21"/>
+        </w:rPr>
+        <w:t xml:space="preserve">год подписания] от [дата </w:t>
+      </w:r>
+      <w:proofErr w:type="gramStart"/>
+      <w:r>
+        <w:rPr>
+          <w:spacing w:val="-2"/>
+          <w:sz w:val="21"/>
+        </w:rPr>
+        <w:t>подписания]г.</w:t>
+      </w:r>
+      <w:proofErr w:type="gramEnd"/>
     </w:p>
     <w:p>
       <w:pPr>
@@ -13253,99 +13194,18 @@
       </w:pPr>
       <w:r>
         <w:rPr>
-          <w:b/>
-          <w:bCs/>
           <w:sz w:val="20"/>
           <w:szCs w:val="24"/>
-        </w:rPr>
-        <w:t>[Организационно-правовая форма] "[Название компании]"</w:t>
+          <w:lang w:val="en-US"/>
+        </w:rPr>
+        <w:t>[1]</w:t>
       </w:r>
       <w:r>
         <w:rPr>
           <w:sz w:val="20"/>
           <w:szCs w:val="24"/>
         </w:rPr>
-        <w:t>, именуемое в дальнейшем «Продавец», в лице Директора</w:t>
-      </w:r>
-      <w:r>
-        <w:rPr>
-          <w:sz w:val="20"/>
-          <w:szCs w:val="24"/>
-        </w:rPr>
-        <w:t xml:space="preserve"> </w:t>
-      </w:r>
-      <w:r>
-        <w:rPr>
-          <w:sz w:val="20"/>
-          <w:szCs w:val="24"/>
-        </w:rPr>
-        <w:t>[</w:t>
-      </w:r>
-      <w:r>
-        <w:rPr>
-          <w:sz w:val="20"/>
-          <w:szCs w:val="24"/>
-        </w:rPr>
-        <w:t>ФИО директора поставщика</w:t>
-      </w:r>
-      <w:r>
-        <w:rPr>
-          <w:sz w:val="20"/>
-          <w:szCs w:val="24"/>
-        </w:rPr>
-        <w:t>]</w:t>
-      </w:r>
-      <w:r>
-        <w:rPr>
-          <w:sz w:val="20"/>
-          <w:szCs w:val="24"/>
-        </w:rPr>
-        <w:t>, действующего(ей) на основании</w:t>
-      </w:r>
-      <w:r>
-        <w:rPr>
-          <w:spacing w:val="40"/>
-          <w:sz w:val="20"/>
-          <w:szCs w:val="24"/>
-        </w:rPr>
-        <w:t xml:space="preserve"> </w:t>
-      </w:r>
-      <w:r>
-        <w:rPr>
-          <w:sz w:val="20"/>
-          <w:szCs w:val="24"/>
-        </w:rPr>
-        <w:t>Устава,</w:t>
-      </w:r>
-      <w:r>
-        <w:rPr>
-          <w:spacing w:val="40"/>
-          <w:sz w:val="20"/>
-          <w:szCs w:val="24"/>
-        </w:rPr>
-        <w:t xml:space="preserve"> </w:t>
-      </w:r>
-      <w:r>
-        <w:rPr>
-          <w:sz w:val="20"/>
-          <w:szCs w:val="24"/>
-        </w:rPr>
-        <w:t>с одной</w:t>
-      </w:r>
-      <w:r>
-        <w:rPr>
-          <w:spacing w:val="40"/>
-          <w:sz w:val="20"/>
-          <w:szCs w:val="24"/>
-        </w:rPr>
-        <w:t xml:space="preserve"> </w:t>
-      </w:r>
-      <w:r>
-        <w:rPr>
-          <w:sz w:val="20"/>
-          <w:szCs w:val="24"/>
-        </w:rPr>
-        <w:t>стороны,</w:t>
+        <w:t>,</w:t>
       </w:r>
     </w:p>
     <w:p>
@@ -13363,52 +13223,21 @@
           <w:sz w:val="20"/>
           <w:szCs w:val="24"/>
         </w:rPr>
-        <w:t xml:space="preserve">и </w:t>
-      </w:r>
-      <w:r>
-        <w:rPr>
-          <w:b/>
-          <w:bCs/>
+        <w:t>И</w:t>
+      </w:r>
+      <w:r>
+        <w:rPr>
           <w:sz w:val="20"/>
           <w:szCs w:val="24"/>
         </w:rPr>
-        <w:t>[Организационно-правовая форма] "[Название компании]"</w:t>
+        <w:t xml:space="preserve"> [</w:t>
       </w:r>
       <w:r>
         <w:rPr>
           <w:sz w:val="20"/>
           <w:szCs w:val="24"/>
         </w:rPr>
-        <w:t xml:space="preserve">, именуемое в дальнейшем «Покупатель», в лице </w:t>
-      </w:r>
-      <w:r>
-        <w:rPr>
-          <w:sz w:val="20"/>
-          <w:szCs w:val="24"/>
-        </w:rPr>
-        <w:t>Директора</w:t>
-      </w:r>
-      <w:r>
-        <w:rPr>
-          <w:spacing w:val="-5"/>
-          <w:sz w:val="20"/>
-          <w:szCs w:val="24"/>
-        </w:rPr>
-        <w:t xml:space="preserve"> </w:t>
-      </w:r>
-      <w:r>
-        <w:rPr>
-          <w:sz w:val="20"/>
-          <w:szCs w:val="24"/>
-        </w:rPr>
-        <w:t>[</w:t>
-      </w:r>
-      <w:r>
-        <w:rPr>
-          <w:sz w:val="20"/>
-          <w:szCs w:val="24"/>
-        </w:rPr>
-        <w:t>ФИО директора лизингодателя</w:t>
+        <w:t>2</w:t>
       </w:r>
       <w:r>
         <w:rPr>
@@ -13823,7 +13652,7 @@
                 <w:sz w:val="18"/>
                 <w:szCs w:val="18"/>
               </w:rPr>
-              <w:t>состояние</w:t>
+              <w:t>4</w:t>
             </w:r>
             <w:r>
               <w:rPr>
@@ -13930,6 +13759,7 @@
               </w:rPr>
               <w:t xml:space="preserve"> </w:t>
             </w:r>
+            <w:proofErr w:type="gramStart"/>
             <w:r>
               <w:rPr>
                 <w:sz w:val="18"/>
@@ -13944,12 +13774,44 @@
               </w:rPr>
               <w:t>]</w:t>
             </w:r>
-            <w:r>
-              <w:rPr>
-                <w:sz w:val="18"/>
-                <w:szCs w:val="18"/>
-              </w:rPr>
-              <w:t>г.в., кузов</w:t>
+            <w:proofErr w:type="spellStart"/>
+            <w:r>
+              <w:rPr>
+                <w:sz w:val="18"/>
+                <w:szCs w:val="18"/>
+              </w:rPr>
+              <w:t>г.в</w:t>
+            </w:r>
+            <w:proofErr w:type="spellEnd"/>
+            <w:r>
+              <w:rPr>
+                <w:sz w:val="18"/>
+                <w:szCs w:val="18"/>
+              </w:rPr>
+              <w:t>.</w:t>
+            </w:r>
+            <w:proofErr w:type="gramEnd"/>
+            <w:r>
+              <w:rPr>
+                <w:sz w:val="18"/>
+                <w:szCs w:val="18"/>
+              </w:rPr>
+              <w:t>, кузов</w:t>
+            </w:r>
+            <w:r>
+              <w:rPr>
+                <w:sz w:val="18"/>
+                <w:szCs w:val="18"/>
+              </w:rPr>
+              <w:t>/</w:t>
+            </w:r>
+            <w:r>
+              <w:rPr>
+                <w:sz w:val="18"/>
+                <w:szCs w:val="18"/>
+                <w:lang w:val="en-US"/>
+              </w:rPr>
+              <w:t>VIN</w:t>
             </w:r>
             <w:r>
               <w:rPr>
@@ -14135,21 +13997,7 @@
                 <w:sz w:val="18"/>
                 <w:szCs w:val="18"/>
               </w:rPr>
-              <w:t>дата</w:t>
-            </w:r>
-            <w:r>
-              <w:rPr>
-                <w:sz w:val="18"/>
-                <w:szCs w:val="18"/>
-              </w:rPr>
-              <w:t xml:space="preserve"> </w:t>
-            </w:r>
-            <w:r>
-              <w:rPr>
-                <w:sz w:val="18"/>
-                <w:szCs w:val="18"/>
-              </w:rPr>
-              <w:t>выдачи</w:t>
+              <w:t>5</w:t>
             </w:r>
             <w:r>
               <w:rPr>
@@ -14157,6 +14005,13 @@
                 <w:szCs w:val="18"/>
               </w:rPr>
               <w:t>]</w:t>
+            </w:r>
+            <w:r>
+              <w:rPr>
+                <w:sz w:val="18"/>
+                <w:szCs w:val="18"/>
+              </w:rPr>
+              <w:t xml:space="preserve"> г.</w:t>
             </w:r>
           </w:p>
           <w:p>
@@ -15082,20 +14937,33 @@
         <w:rPr>
           <w:sz w:val="19"/>
         </w:rPr>
-        <w:t>является белорусский</w:t>
-      </w:r>
-      <w:r>
-        <w:rPr>
-          <w:spacing w:val="27"/>
-          <w:sz w:val="19"/>
-        </w:rPr>
-        <w:t xml:space="preserve"> </w:t>
-      </w:r>
-      <w:r>
-        <w:rPr>
-          <w:sz w:val="19"/>
-        </w:rPr>
-        <w:t>рубль.</w:t>
+        <w:t xml:space="preserve">является </w:t>
+      </w:r>
+      <w:r>
+        <w:rPr>
+          <w:sz w:val="19"/>
+          <w:lang w:val="en-US"/>
+        </w:rPr>
+        <w:t>[</w:t>
+      </w:r>
+      <w:r>
+        <w:rPr>
+          <w:sz w:val="19"/>
+        </w:rPr>
+        <w:t>валюта</w:t>
+      </w:r>
+      <w:r>
+        <w:rPr>
+          <w:sz w:val="19"/>
+          <w:lang w:val="en-US"/>
+        </w:rPr>
+        <w:t>]</w:t>
+      </w:r>
+      <w:r>
+        <w:rPr>
+          <w:sz w:val="19"/>
+        </w:rPr>
+        <w:t>.</w:t>
       </w:r>
       <w:r>
         <w:rPr>
@@ -15631,69 +15499,16 @@
                 <w:sz w:val="18"/>
                 <w:szCs w:val="18"/>
               </w:rPr>
-              <w:t>организ-прав. форма</w:t>
+              <w:t>8</w:t>
             </w:r>
             <w:r>
               <w:rPr>
                 <w:rFonts w:asciiTheme="minorHAnsi" w:hAnsiTheme="minorHAnsi" w:cstheme="minorHAnsi"/>
+                <w:spacing w:val="-2"/>
                 <w:sz w:val="18"/>
                 <w:szCs w:val="18"/>
               </w:rPr>
               <w:t>]</w:t>
-            </w:r>
-            <w:r>
-              <w:rPr>
-                <w:rFonts w:asciiTheme="minorHAnsi" w:hAnsiTheme="minorHAnsi" w:cstheme="minorHAnsi"/>
-                <w:spacing w:val="-1"/>
-                <w:sz w:val="18"/>
-                <w:szCs w:val="18"/>
-              </w:rPr>
-              <w:t xml:space="preserve"> </w:t>
-            </w:r>
-            <w:r>
-              <w:rPr>
-                <w:rFonts w:asciiTheme="minorHAnsi" w:hAnsiTheme="minorHAnsi" w:cstheme="minorHAnsi"/>
-                <w:spacing w:val="-2"/>
-                <w:sz w:val="18"/>
-                <w:szCs w:val="18"/>
-              </w:rPr>
-              <w:t>"</w:t>
-            </w:r>
-            <w:r>
-              <w:rPr>
-                <w:rFonts w:asciiTheme="minorHAnsi" w:hAnsiTheme="minorHAnsi" w:cstheme="minorHAnsi"/>
-                <w:spacing w:val="-2"/>
-                <w:sz w:val="18"/>
-                <w:szCs w:val="18"/>
-              </w:rPr>
-              <w:t>[</w:t>
-            </w:r>
-            <w:r>
-              <w:rPr>
-                <w:rFonts w:asciiTheme="minorHAnsi" w:hAnsiTheme="minorHAnsi" w:cstheme="minorHAnsi"/>
-                <w:spacing w:val="-2"/>
-                <w:sz w:val="18"/>
-                <w:szCs w:val="18"/>
-              </w:rPr>
-              <w:t>название компании</w:t>
-            </w:r>
-            <w:r>
-              <w:rPr>
-                <w:rFonts w:asciiTheme="minorHAnsi" w:hAnsiTheme="minorHAnsi" w:cstheme="minorHAnsi"/>
-                <w:spacing w:val="-2"/>
-                <w:sz w:val="18"/>
-                <w:szCs w:val="18"/>
-              </w:rPr>
-              <w:t>]</w:t>
-            </w:r>
-            <w:r>
-              <w:rPr>
-                <w:rFonts w:asciiTheme="minorHAnsi" w:hAnsiTheme="minorHAnsi" w:cstheme="minorHAnsi"/>
-                <w:spacing w:val="-2"/>
-                <w:sz w:val="18"/>
-                <w:szCs w:val="18"/>
-              </w:rPr>
-              <w:t>"</w:t>
             </w:r>
           </w:p>
         </w:tc>
@@ -15728,69 +15543,16 @@
                 <w:sz w:val="18"/>
                 <w:szCs w:val="18"/>
               </w:rPr>
-              <w:t>организ-прав. форма</w:t>
+              <w:t>7</w:t>
             </w:r>
             <w:r>
               <w:rPr>
                 <w:rFonts w:asciiTheme="minorHAnsi" w:hAnsiTheme="minorHAnsi" w:cstheme="minorHAnsi"/>
+                <w:spacing w:val="-2"/>
                 <w:sz w:val="18"/>
                 <w:szCs w:val="18"/>
               </w:rPr>
               <w:t>]</w:t>
-            </w:r>
-            <w:r>
-              <w:rPr>
-                <w:rFonts w:asciiTheme="minorHAnsi" w:hAnsiTheme="minorHAnsi" w:cstheme="minorHAnsi"/>
-                <w:spacing w:val="-1"/>
-                <w:sz w:val="18"/>
-                <w:szCs w:val="18"/>
-              </w:rPr>
-              <w:t xml:space="preserve"> </w:t>
-            </w:r>
-            <w:r>
-              <w:rPr>
-                <w:rFonts w:asciiTheme="minorHAnsi" w:hAnsiTheme="minorHAnsi" w:cstheme="minorHAnsi"/>
-                <w:spacing w:val="-2"/>
-                <w:sz w:val="18"/>
-                <w:szCs w:val="18"/>
-              </w:rPr>
-              <w:t>"</w:t>
-            </w:r>
-            <w:r>
-              <w:rPr>
-                <w:rFonts w:asciiTheme="minorHAnsi" w:hAnsiTheme="minorHAnsi" w:cstheme="minorHAnsi"/>
-                <w:spacing w:val="-2"/>
-                <w:sz w:val="18"/>
-                <w:szCs w:val="18"/>
-              </w:rPr>
-              <w:t>[</w:t>
-            </w:r>
-            <w:r>
-              <w:rPr>
-                <w:rFonts w:asciiTheme="minorHAnsi" w:hAnsiTheme="minorHAnsi" w:cstheme="minorHAnsi"/>
-                <w:spacing w:val="-2"/>
-                <w:sz w:val="18"/>
-                <w:szCs w:val="18"/>
-              </w:rPr>
-              <w:t>название компании</w:t>
-            </w:r>
-            <w:r>
-              <w:rPr>
-                <w:rFonts w:asciiTheme="minorHAnsi" w:hAnsiTheme="minorHAnsi" w:cstheme="minorHAnsi"/>
-                <w:spacing w:val="-2"/>
-                <w:sz w:val="18"/>
-                <w:szCs w:val="18"/>
-              </w:rPr>
-              <w:t>]</w:t>
-            </w:r>
-            <w:r>
-              <w:rPr>
-                <w:rFonts w:asciiTheme="minorHAnsi" w:hAnsiTheme="minorHAnsi" w:cstheme="minorHAnsi"/>
-                <w:spacing w:val="-2"/>
-                <w:sz w:val="18"/>
-                <w:szCs w:val="18"/>
-              </w:rPr>
-              <w:t>"</w:t>
             </w:r>
           </w:p>
         </w:tc>
@@ -15875,6 +15637,15 @@
                 <w:spacing w:val="-2"/>
                 <w:sz w:val="18"/>
                 <w:szCs w:val="18"/>
+              </w:rPr>
+              <w:t xml:space="preserve"> поставщика</w:t>
+            </w:r>
+            <w:r>
+              <w:rPr>
+                <w:rFonts w:asciiTheme="minorHAnsi" w:hAnsiTheme="minorHAnsi" w:cstheme="minorHAnsi"/>
+                <w:spacing w:val="-2"/>
+                <w:sz w:val="18"/>
+                <w:szCs w:val="18"/>
                 <w:lang w:val="en-US"/>
               </w:rPr>
               <w:t>]</w:t>
@@ -15913,6 +15684,15 @@
                 <w:szCs w:val="18"/>
               </w:rPr>
               <w:t>УНП</w:t>
+            </w:r>
+            <w:r>
+              <w:rPr>
+                <w:rFonts w:asciiTheme="minorHAnsi" w:hAnsiTheme="minorHAnsi" w:cstheme="minorHAnsi"/>
+                <w:spacing w:val="-2"/>
+                <w:sz w:val="18"/>
+                <w:szCs w:val="18"/>
+              </w:rPr>
+              <w:t xml:space="preserve"> лизингодателя</w:t>
             </w:r>
             <w:r>
               <w:rPr>
@@ -16004,6 +15784,23 @@
                 <w:rFonts w:asciiTheme="minorHAnsi" w:hAnsiTheme="minorHAnsi" w:cstheme="minorHAnsi"/>
                 <w:sz w:val="18"/>
                 <w:szCs w:val="18"/>
+              </w:rPr>
+              <w:t xml:space="preserve"> </w:t>
+            </w:r>
+            <w:r>
+              <w:rPr>
+                <w:rFonts w:asciiTheme="minorHAnsi" w:hAnsiTheme="minorHAnsi" w:cstheme="minorHAnsi"/>
+                <w:spacing w:val="-2"/>
+                <w:sz w:val="18"/>
+                <w:szCs w:val="18"/>
+              </w:rPr>
+              <w:t>поставщика</w:t>
+            </w:r>
+            <w:r>
+              <w:rPr>
+                <w:rFonts w:asciiTheme="minorHAnsi" w:hAnsiTheme="minorHAnsi" w:cstheme="minorHAnsi"/>
+                <w:sz w:val="18"/>
+                <w:szCs w:val="18"/>
                 <w:lang w:val="en-US"/>
               </w:rPr>
               <w:t>]</w:t>
@@ -16040,6 +15837,23 @@
                 <w:szCs w:val="18"/>
               </w:rPr>
               <w:t>юридический адрес</w:t>
+            </w:r>
+            <w:r>
+              <w:rPr>
+                <w:rFonts w:asciiTheme="minorHAnsi" w:hAnsiTheme="minorHAnsi" w:cstheme="minorHAnsi"/>
+                <w:sz w:val="18"/>
+                <w:szCs w:val="18"/>
+              </w:rPr>
+              <w:t xml:space="preserve"> </w:t>
+            </w:r>
+            <w:r>
+              <w:rPr>
+                <w:rFonts w:asciiTheme="minorHAnsi" w:hAnsiTheme="minorHAnsi" w:cstheme="minorHAnsi"/>
+                <w:spacing w:val="-2"/>
+                <w:sz w:val="18"/>
+                <w:szCs w:val="18"/>
+              </w:rPr>
+              <w:t>лизингодателя</w:t>
             </w:r>
             <w:r>
               <w:rPr>
@@ -16159,6 +15973,23 @@
                 <w:sz w:val="18"/>
                 <w:szCs w:val="18"/>
               </w:rPr>
+              <w:t xml:space="preserve"> </w:t>
+            </w:r>
+            <w:r>
+              <w:rPr>
+                <w:rFonts w:asciiTheme="minorHAnsi" w:hAnsiTheme="minorHAnsi" w:cstheme="minorHAnsi"/>
+                <w:spacing w:val="-2"/>
+                <w:sz w:val="18"/>
+                <w:szCs w:val="18"/>
+              </w:rPr>
+              <w:t>поставщика</w:t>
+            </w:r>
+            <w:r>
+              <w:rPr>
+                <w:rFonts w:asciiTheme="minorHAnsi" w:hAnsiTheme="minorHAnsi" w:cstheme="minorHAnsi"/>
+                <w:sz w:val="18"/>
+                <w:szCs w:val="18"/>
+              </w:rPr>
               <w:t>]</w:t>
             </w:r>
           </w:p>
@@ -16202,6 +16033,23 @@
                 <w:sz w:val="18"/>
                 <w:szCs w:val="18"/>
               </w:rPr>
+              <w:t xml:space="preserve"> </w:t>
+            </w:r>
+            <w:r>
+              <w:rPr>
+                <w:rFonts w:asciiTheme="minorHAnsi" w:hAnsiTheme="minorHAnsi" w:cstheme="minorHAnsi"/>
+                <w:spacing w:val="-2"/>
+                <w:sz w:val="18"/>
+                <w:szCs w:val="18"/>
+              </w:rPr>
+              <w:t>поставщика</w:t>
+            </w:r>
+            <w:r>
+              <w:rPr>
+                <w:rFonts w:asciiTheme="minorHAnsi" w:hAnsiTheme="minorHAnsi" w:cstheme="minorHAnsi"/>
+                <w:sz w:val="18"/>
+                <w:szCs w:val="18"/>
+              </w:rPr>
               <w:t>],</w:t>
             </w:r>
           </w:p>
@@ -16228,9 +16076,42 @@
                 <w:rFonts w:asciiTheme="minorHAnsi" w:hAnsiTheme="minorHAnsi" w:cstheme="minorHAnsi"/>
                 <w:sz w:val="18"/>
                 <w:szCs w:val="18"/>
+              </w:rPr>
+              <w:t>[</w:t>
+            </w:r>
+            <w:r>
+              <w:rPr>
+                <w:rFonts w:asciiTheme="minorHAnsi" w:hAnsiTheme="minorHAnsi" w:cstheme="minorHAnsi"/>
+                <w:sz w:val="18"/>
+                <w:szCs w:val="18"/>
                 <w:lang w:val="en-US"/>
               </w:rPr>
-              <w:t>[SWIFT]</w:t>
+              <w:t>SWIFT</w:t>
+            </w:r>
+            <w:r>
+              <w:rPr>
+                <w:rFonts w:asciiTheme="minorHAnsi" w:hAnsiTheme="minorHAnsi" w:cstheme="minorHAnsi"/>
+                <w:sz w:val="18"/>
+                <w:szCs w:val="18"/>
+              </w:rPr>
+              <w:t xml:space="preserve"> </w:t>
+            </w:r>
+            <w:r>
+              <w:rPr>
+                <w:rFonts w:asciiTheme="minorHAnsi" w:hAnsiTheme="minorHAnsi" w:cstheme="minorHAnsi"/>
+                <w:spacing w:val="-2"/>
+                <w:sz w:val="18"/>
+                <w:szCs w:val="18"/>
+              </w:rPr>
+              <w:t>поставщика</w:t>
+            </w:r>
+            <w:r>
+              <w:rPr>
+                <w:rFonts w:asciiTheme="minorHAnsi" w:hAnsiTheme="minorHAnsi" w:cstheme="minorHAnsi"/>
+                <w:sz w:val="18"/>
+                <w:szCs w:val="18"/>
+              </w:rPr>
+              <w:t>]</w:t>
             </w:r>
           </w:p>
           <w:p>
@@ -16241,17 +16122,58 @@
                 <w:rFonts w:asciiTheme="minorHAnsi" w:hAnsiTheme="minorHAnsi" w:cstheme="minorHAnsi"/>
                 <w:sz w:val="18"/>
                 <w:szCs w:val="18"/>
+              </w:rPr>
+            </w:pPr>
+            <w:r>
+              <w:rPr>
+                <w:rFonts w:asciiTheme="minorHAnsi" w:hAnsiTheme="minorHAnsi" w:cstheme="minorHAnsi"/>
+                <w:sz w:val="18"/>
+                <w:szCs w:val="18"/>
                 <w:lang w:val="en-US"/>
               </w:rPr>
-            </w:pPr>
+              <w:t>BIC</w:t>
+            </w:r>
             <w:r>
               <w:rPr>
                 <w:rFonts w:asciiTheme="minorHAnsi" w:hAnsiTheme="minorHAnsi" w:cstheme="minorHAnsi"/>
                 <w:sz w:val="18"/>
                 <w:szCs w:val="18"/>
+              </w:rPr>
+              <w:t>: [</w:t>
+            </w:r>
+            <w:r>
+              <w:rPr>
+                <w:rFonts w:asciiTheme="minorHAnsi" w:hAnsiTheme="minorHAnsi" w:cstheme="minorHAnsi"/>
+                <w:sz w:val="18"/>
+                <w:szCs w:val="18"/>
                 <w:lang w:val="en-US"/>
               </w:rPr>
-              <w:t>BIC: [BIC]</w:t>
+              <w:t>BIC</w:t>
+            </w:r>
+            <w:r>
+              <w:rPr>
+                <w:rFonts w:asciiTheme="minorHAnsi" w:hAnsiTheme="minorHAnsi" w:cstheme="minorHAnsi"/>
+                <w:sz w:val="18"/>
+                <w:szCs w:val="18"/>
+              </w:rPr>
+              <w:t xml:space="preserve"> </w:t>
+            </w:r>
+            <w:r>
+              <w:rPr>
+                <w:rFonts w:asciiTheme="minorHAnsi" w:hAnsiTheme="minorHAnsi" w:cstheme="minorHAnsi"/>
+                <w:spacing w:val="-2"/>
+                <w:sz w:val="18"/>
+                <w:szCs w:val="18"/>
+              </w:rPr>
+              <w:t>поставщика</w:t>
+            </w:r>
+            <w:r>
+              <w:rPr>
+                <w:rFonts w:asciiTheme="minorHAnsi" w:hAnsiTheme="minorHAnsi" w:cstheme="minorHAnsi"/>
+                <w:sz w:val="18"/>
+                <w:szCs w:val="18"/>
+              </w:rPr>
+              <w:t>]</w:t>
             </w:r>
           </w:p>
         </w:tc>
@@ -16301,6 +16223,23 @@
                 <w:sz w:val="18"/>
                 <w:szCs w:val="18"/>
               </w:rPr>
+              <w:t xml:space="preserve"> </w:t>
+            </w:r>
+            <w:r>
+              <w:rPr>
+                <w:rFonts w:asciiTheme="minorHAnsi" w:hAnsiTheme="minorHAnsi" w:cstheme="minorHAnsi"/>
+                <w:spacing w:val="-2"/>
+                <w:sz w:val="18"/>
+                <w:szCs w:val="18"/>
+              </w:rPr>
+              <w:t>лизингодателя</w:t>
+            </w:r>
+            <w:r>
+              <w:rPr>
+                <w:rFonts w:asciiTheme="minorHAnsi" w:hAnsiTheme="minorHAnsi" w:cstheme="minorHAnsi"/>
+                <w:sz w:val="18"/>
+                <w:szCs w:val="18"/>
+              </w:rPr>
               <w:t>]</w:t>
             </w:r>
           </w:p>
@@ -16344,6 +16283,23 @@
                 <w:sz w:val="18"/>
                 <w:szCs w:val="18"/>
               </w:rPr>
+              <w:t xml:space="preserve"> </w:t>
+            </w:r>
+            <w:r>
+              <w:rPr>
+                <w:rFonts w:asciiTheme="minorHAnsi" w:hAnsiTheme="minorHAnsi" w:cstheme="minorHAnsi"/>
+                <w:spacing w:val="-2"/>
+                <w:sz w:val="18"/>
+                <w:szCs w:val="18"/>
+              </w:rPr>
+              <w:t>лизингодателя</w:t>
+            </w:r>
+            <w:r>
+              <w:rPr>
+                <w:rFonts w:asciiTheme="minorHAnsi" w:hAnsiTheme="minorHAnsi" w:cstheme="minorHAnsi"/>
+                <w:sz w:val="18"/>
+                <w:szCs w:val="18"/>
+              </w:rPr>
               <w:t>],</w:t>
             </w:r>
           </w:p>
@@ -16355,25 +16311,57 @@
                 <w:rFonts w:asciiTheme="minorHAnsi" w:hAnsiTheme="minorHAnsi" w:cstheme="minorHAnsi"/>
                 <w:sz w:val="18"/>
                 <w:szCs w:val="18"/>
+              </w:rPr>
+            </w:pPr>
+            <w:r>
+              <w:rPr>
+                <w:rFonts w:asciiTheme="minorHAnsi" w:hAnsiTheme="minorHAnsi" w:cstheme="minorHAnsi"/>
+                <w:sz w:val="18"/>
+                <w:szCs w:val="18"/>
+              </w:rPr>
+              <w:t xml:space="preserve">SWIFT: </w:t>
+            </w:r>
+            <w:r>
+              <w:rPr>
+                <w:rFonts w:asciiTheme="minorHAnsi" w:hAnsiTheme="minorHAnsi" w:cstheme="minorHAnsi"/>
+                <w:sz w:val="18"/>
+                <w:szCs w:val="18"/>
+              </w:rPr>
+              <w:t>[</w:t>
+            </w:r>
+            <w:r>
+              <w:rPr>
+                <w:rFonts w:asciiTheme="minorHAnsi" w:hAnsiTheme="minorHAnsi" w:cstheme="minorHAnsi"/>
+                <w:sz w:val="18"/>
+                <w:szCs w:val="18"/>
                 <w:lang w:val="en-US"/>
               </w:rPr>
-            </w:pPr>
+              <w:t>SWIFT</w:t>
+            </w:r>
             <w:r>
               <w:rPr>
                 <w:rFonts w:asciiTheme="minorHAnsi" w:hAnsiTheme="minorHAnsi" w:cstheme="minorHAnsi"/>
                 <w:sz w:val="18"/>
                 <w:szCs w:val="18"/>
               </w:rPr>
-              <w:t xml:space="preserve">SWIFT: </w:t>
+              <w:t xml:space="preserve"> </w:t>
             </w:r>
             <w:r>
               <w:rPr>
                 <w:rFonts w:asciiTheme="minorHAnsi" w:hAnsiTheme="minorHAnsi" w:cstheme="minorHAnsi"/>
-                <w:sz w:val="18"/>
-                <w:szCs w:val="18"/>
-                <w:lang w:val="en-US"/>
-              </w:rPr>
-              <w:t>[SWIFT]</w:t>
+                <w:spacing w:val="-2"/>
+                <w:sz w:val="18"/>
+                <w:szCs w:val="18"/>
+              </w:rPr>
+              <w:t>лизингодателя</w:t>
+            </w:r>
+            <w:r>
+              <w:rPr>
+                <w:rFonts w:asciiTheme="minorHAnsi" w:hAnsiTheme="minorHAnsi" w:cstheme="minorHAnsi"/>
+                <w:sz w:val="18"/>
+                <w:szCs w:val="18"/>
+              </w:rPr>
+              <w:t>]</w:t>
             </w:r>
           </w:p>
           <w:p>
@@ -16384,17 +16372,58 @@
                 <w:rFonts w:asciiTheme="minorHAnsi" w:hAnsiTheme="minorHAnsi" w:cstheme="minorHAnsi"/>
                 <w:sz w:val="18"/>
                 <w:szCs w:val="18"/>
+              </w:rPr>
+            </w:pPr>
+            <w:r>
+              <w:rPr>
+                <w:rFonts w:asciiTheme="minorHAnsi" w:hAnsiTheme="minorHAnsi" w:cstheme="minorHAnsi"/>
+                <w:sz w:val="18"/>
+                <w:szCs w:val="18"/>
                 <w:lang w:val="en-US"/>
               </w:rPr>
-            </w:pPr>
+              <w:t>BIC</w:t>
+            </w:r>
             <w:r>
               <w:rPr>
                 <w:rFonts w:asciiTheme="minorHAnsi" w:hAnsiTheme="minorHAnsi" w:cstheme="minorHAnsi"/>
                 <w:sz w:val="18"/>
                 <w:szCs w:val="18"/>
+              </w:rPr>
+              <w:t>: [</w:t>
+            </w:r>
+            <w:r>
+              <w:rPr>
+                <w:rFonts w:asciiTheme="minorHAnsi" w:hAnsiTheme="minorHAnsi" w:cstheme="minorHAnsi"/>
+                <w:sz w:val="18"/>
+                <w:szCs w:val="18"/>
                 <w:lang w:val="en-US"/>
               </w:rPr>
-              <w:t>BIC: [BIC]</w:t>
+              <w:t>BIC</w:t>
+            </w:r>
+            <w:r>
+              <w:rPr>
+                <w:rFonts w:asciiTheme="minorHAnsi" w:hAnsiTheme="minorHAnsi" w:cstheme="minorHAnsi"/>
+                <w:sz w:val="18"/>
+                <w:szCs w:val="18"/>
+              </w:rPr>
+              <w:t xml:space="preserve"> </w:t>
+            </w:r>
+            <w:r>
+              <w:rPr>
+                <w:rFonts w:asciiTheme="minorHAnsi" w:hAnsiTheme="minorHAnsi" w:cstheme="minorHAnsi"/>
+                <w:spacing w:val="-2"/>
+                <w:sz w:val="18"/>
+                <w:szCs w:val="18"/>
+              </w:rPr>
+              <w:t>лизингодателя</w:t>
+            </w:r>
+            <w:r>
+              <w:rPr>
+                <w:rFonts w:asciiTheme="minorHAnsi" w:hAnsiTheme="minorHAnsi" w:cstheme="minorHAnsi"/>
+                <w:sz w:val="18"/>
+                <w:szCs w:val="18"/>
+              </w:rPr>
+              <w:t>]</w:t>
             </w:r>
           </w:p>
         </w:tc>
@@ -16499,6 +16528,23 @@
                 <w:rFonts w:asciiTheme="minorHAnsi" w:hAnsiTheme="minorHAnsi" w:cstheme="minorHAnsi"/>
                 <w:sz w:val="18"/>
                 <w:szCs w:val="18"/>
+              </w:rPr>
+              <w:t xml:space="preserve"> </w:t>
+            </w:r>
+            <w:r>
+              <w:rPr>
+                <w:rFonts w:asciiTheme="minorHAnsi" w:hAnsiTheme="minorHAnsi" w:cstheme="minorHAnsi"/>
+                <w:spacing w:val="-2"/>
+                <w:sz w:val="18"/>
+                <w:szCs w:val="18"/>
+              </w:rPr>
+              <w:t>поставщика</w:t>
+            </w:r>
+            <w:r>
+              <w:rPr>
+                <w:rFonts w:asciiTheme="minorHAnsi" w:hAnsiTheme="minorHAnsi" w:cstheme="minorHAnsi"/>
+                <w:sz w:val="18"/>
+                <w:szCs w:val="18"/>
                 <w:lang w:val="en-US"/>
               </w:rPr>
               <w:t>]</w:t>
@@ -16535,6 +16581,23 @@
                 <w:szCs w:val="18"/>
               </w:rPr>
               <w:t>номер телефона</w:t>
+            </w:r>
+            <w:r>
+              <w:rPr>
+                <w:rFonts w:asciiTheme="minorHAnsi" w:hAnsiTheme="minorHAnsi" w:cstheme="minorHAnsi"/>
+                <w:sz w:val="18"/>
+                <w:szCs w:val="18"/>
+              </w:rPr>
+              <w:t xml:space="preserve"> </w:t>
+            </w:r>
+            <w:r>
+              <w:rPr>
+                <w:rFonts w:asciiTheme="minorHAnsi" w:hAnsiTheme="minorHAnsi" w:cstheme="minorHAnsi"/>
+                <w:spacing w:val="-2"/>
+                <w:sz w:val="18"/>
+                <w:szCs w:val="18"/>
+              </w:rPr>
+              <w:t>лизингодателя</w:t>
             </w:r>
             <w:r>
               <w:rPr>
@@ -16625,6 +16688,23 @@
                 <w:rFonts w:asciiTheme="minorHAnsi" w:hAnsiTheme="minorHAnsi" w:cstheme="minorHAnsi"/>
                 <w:sz w:val="18"/>
                 <w:szCs w:val="18"/>
+              </w:rPr>
+              <w:t xml:space="preserve"> </w:t>
+            </w:r>
+            <w:r>
+              <w:rPr>
+                <w:rFonts w:asciiTheme="minorHAnsi" w:hAnsiTheme="minorHAnsi" w:cstheme="minorHAnsi"/>
+                <w:spacing w:val="-2"/>
+                <w:sz w:val="18"/>
+                <w:szCs w:val="18"/>
+              </w:rPr>
+              <w:t>поставщика</w:t>
+            </w:r>
+            <w:r>
+              <w:rPr>
+                <w:rFonts w:asciiTheme="minorHAnsi" w:hAnsiTheme="minorHAnsi" w:cstheme="minorHAnsi"/>
+                <w:sz w:val="18"/>
+                <w:szCs w:val="18"/>
                 <w:lang w:val="en-US"/>
               </w:rPr>
               <w:t>]</w:t>
@@ -16661,6 +16741,23 @@
                 <w:szCs w:val="18"/>
               </w:rPr>
               <w:t>электронная почта</w:t>
+            </w:r>
+            <w:r>
+              <w:rPr>
+                <w:rFonts w:asciiTheme="minorHAnsi" w:hAnsiTheme="minorHAnsi" w:cstheme="minorHAnsi"/>
+                <w:sz w:val="18"/>
+                <w:szCs w:val="18"/>
+              </w:rPr>
+              <w:t xml:space="preserve"> </w:t>
+            </w:r>
+            <w:r>
+              <w:rPr>
+                <w:rFonts w:asciiTheme="minorHAnsi" w:hAnsiTheme="minorHAnsi" w:cstheme="minorHAnsi"/>
+                <w:spacing w:val="-2"/>
+                <w:sz w:val="18"/>
+                <w:szCs w:val="18"/>
+              </w:rPr>
+              <w:t>лизингодателя</w:t>
             </w:r>
             <w:r>
               <w:rPr>
@@ -16776,7 +16873,25 @@
               <w:rPr>
                 <w:spacing w:val="-2"/>
               </w:rPr>
-              <w:t>[ФИО директора]:</w:t>
+              <w:t>[ФИО директора</w:t>
+            </w:r>
+            <w:r>
+              <w:rPr>
+                <w:spacing w:val="-2"/>
+              </w:rPr>
+              <w:t xml:space="preserve"> </w:t>
+            </w:r>
+            <w:r>
+              <w:rPr>
+                <w:spacing w:val="-2"/>
+              </w:rPr>
+              <w:t>поставщика</w:t>
+            </w:r>
+            <w:r>
+              <w:rPr>
+                <w:spacing w:val="-2"/>
+              </w:rPr>
+              <w:t>]:</w:t>
             </w:r>
           </w:p>
         </w:tc>
@@ -16793,7 +16908,19 @@
               <w:rPr>
                 <w:spacing w:val="-2"/>
               </w:rPr>
-              <w:t>[ФИО директора]:</w:t>
+              <w:t>[ФИО директора</w:t>
+            </w:r>
+            <w:r>
+              <w:rPr>
+                <w:spacing w:val="-2"/>
+              </w:rPr>
+              <w:t xml:space="preserve"> лизингодателя</w:t>
+            </w:r>
+            <w:r>
+              <w:rPr>
+                <w:spacing w:val="-2"/>
+              </w:rPr>
+              <w:t>]:</w:t>
             </w:r>
           </w:p>
         </w:tc>

--- a/backend/contracts_examples/шаблон_договор_купли_продажи.docx
+++ b/backend/contracts_examples/шаблон_договор_купли_продажи.docx
@@ -171,6 +171,13 @@
               <w:rPr>
                 <w:noProof/>
                 <w:sz w:val="19"/>
+              </w:rPr>
+              <w:t xml:space="preserve">г. </w:t>
+            </w:r>
+            <w:r>
+              <w:rPr>
+                <w:noProof/>
+                <w:sz w:val="19"/>
                 <w:lang w:val="en-US"/>
               </w:rPr>
               <w:t>[</w:t>
@@ -228,6 +235,13 @@
                 <w:lang w:val="en-US"/>
               </w:rPr>
               <w:t>]</w:t>
+            </w:r>
+            <w:r>
+              <w:rPr>
+                <w:noProof/>
+                <w:sz w:val="19"/>
+              </w:rPr>
+              <w:t xml:space="preserve"> г.</w:t>
             </w:r>
           </w:p>
         </w:tc>
@@ -2804,6 +2818,16 @@
     </w:p>
     <w:p>
       <w:pPr>
+        <w:pStyle w:val="a3"/>
+        <w:spacing w:before="130"/>
+        <w:ind w:left="730"/>
+        <w:rPr>
+          <w:sz w:val="19"/>
+        </w:rPr>
+      </w:pPr>
+    </w:p>
+    <w:p>
+      <w:pPr>
         <w:ind w:left="730"/>
         <w:jc w:val="both"/>
         <w:rPr>
@@ -3972,6 +3996,20 @@
         </w:rPr>
         <w:t>цены товара на счет Продавца.</w:t>
       </w:r>
+    </w:p>
+    <w:p>
+      <w:pPr>
+        <w:pStyle w:val="a5"/>
+        <w:tabs>
+          <w:tab w:val="left" w:pos="96"/>
+          <w:tab w:val="left" w:pos="803"/>
+        </w:tabs>
+        <w:spacing w:line="261" w:lineRule="auto"/>
+        <w:ind w:left="10336" w:right="906" w:firstLine="0"/>
+        <w:rPr>
+          <w:sz w:val="20"/>
+        </w:rPr>
+      </w:pPr>
     </w:p>
     <w:p>
       <w:pPr>
@@ -7844,15 +7882,7 @@
                 <w:spacing w:val="-2"/>
                 <w:sz w:val="18"/>
               </w:rPr>
-              <w:t xml:space="preserve"> </w:t>
-            </w:r>
-            <w:r>
-              <w:rPr>
-                <w:rFonts w:ascii="Times New Roman" w:hAnsi="Times New Roman" w:cs="Times New Roman"/>
-                <w:spacing w:val="-2"/>
-                <w:sz w:val="18"/>
-              </w:rPr>
-              <w:t>лизингодателя</w:t>
+              <w:t xml:space="preserve"> лизингодателя</w:t>
             </w:r>
             <w:r>
               <w:rPr>
@@ -7905,15 +7935,7 @@
                 <w:spacing w:val="-2"/>
                 <w:sz w:val="18"/>
               </w:rPr>
-              <w:t xml:space="preserve"> </w:t>
-            </w:r>
-            <w:r>
-              <w:rPr>
-                <w:rFonts w:ascii="Times New Roman" w:hAnsi="Times New Roman" w:cs="Times New Roman"/>
-                <w:spacing w:val="-2"/>
-                <w:sz w:val="18"/>
-              </w:rPr>
-              <w:t>лизингодателя</w:t>
+              <w:t xml:space="preserve"> лизингодателя</w:t>
             </w:r>
             <w:r>
               <w:rPr>
@@ -8606,7 +8628,7 @@
       </w:tblPr>
       <w:tblGrid>
         <w:gridCol w:w="5024"/>
-        <w:gridCol w:w="4678"/>
+        <w:gridCol w:w="4966"/>
       </w:tblGrid>
       <w:tr>
         <w:tc>
@@ -8638,7 +8660,7 @@
         </w:tc>
         <w:tc>
           <w:tcPr>
-            <w:tcW w:w="4678" w:type="dxa"/>
+            <w:tcW w:w="4966" w:type="dxa"/>
           </w:tcPr>
           <w:p>
             <w:pPr>
@@ -8684,7 +8706,7 @@
         </w:tc>
         <w:tc>
           <w:tcPr>
-            <w:tcW w:w="4678" w:type="dxa"/>
+            <w:tcW w:w="4966" w:type="dxa"/>
           </w:tcPr>
           <w:p>
             <w:pPr>
@@ -8720,7 +8742,7 @@
         </w:tc>
         <w:tc>
           <w:tcPr>
-            <w:tcW w:w="4678" w:type="dxa"/>
+            <w:tcW w:w="4966" w:type="dxa"/>
           </w:tcPr>
           <w:p>
             <w:pPr>
@@ -8750,20 +8772,37 @@
                 <w:spacing w:val="-2"/>
                 <w:sz w:val="20"/>
                 <w:szCs w:val="20"/>
+                <w:lang w:val="en-US"/>
               </w:rPr>
             </w:pPr>
             <w:r>
               <w:rPr>
                 <w:sz w:val="20"/>
                 <w:szCs w:val="20"/>
+                <w:lang w:val="en-US"/>
+              </w:rPr>
+              <w:t>[</w:t>
+            </w:r>
+            <w:r>
+              <w:rPr>
+                <w:sz w:val="20"/>
+                <w:szCs w:val="20"/>
               </w:rPr>
               <w:t>Директор</w:t>
+            </w:r>
+            <w:r>
+              <w:rPr>
+                <w:sz w:val="20"/>
+                <w:szCs w:val="20"/>
+                <w:lang w:val="en-US"/>
+              </w:rPr>
+              <w:t>1]</w:t>
             </w:r>
           </w:p>
         </w:tc>
         <w:tc>
           <w:tcPr>
-            <w:tcW w:w="4678" w:type="dxa"/>
+            <w:tcW w:w="4966" w:type="dxa"/>
           </w:tcPr>
           <w:p>
             <w:pPr>
@@ -8806,7 +8845,7 @@
         </w:tc>
         <w:tc>
           <w:tcPr>
-            <w:tcW w:w="4678" w:type="dxa"/>
+            <w:tcW w:w="4966" w:type="dxa"/>
           </w:tcPr>
           <w:p>
             <w:pPr>
@@ -8842,7 +8881,7 @@
         </w:tc>
         <w:tc>
           <w:tcPr>
-            <w:tcW w:w="4678" w:type="dxa"/>
+            <w:tcW w:w="4966" w:type="dxa"/>
           </w:tcPr>
           <w:p>
             <w:pPr>
@@ -8877,38 +8916,10 @@
             <w:r>
               <w:rPr>
                 <w:spacing w:val="-2"/>
-                <w:sz w:val="20"/>
-                <w:szCs w:val="20"/>
-                <w:u w:val="single"/>
-              </w:rPr>
-              <w:t xml:space="preserve">                                     </w:t>
-            </w:r>
-            <w:r>
-              <w:rPr>
-                <w:spacing w:val="-2"/>
-                <w:sz w:val="20"/>
-                <w:szCs w:val="20"/>
-                <w:u w:val="single"/>
-              </w:rPr>
-              <w:t xml:space="preserve">  </w:t>
-            </w:r>
-            <w:r>
-              <w:rPr>
-                <w:spacing w:val="-2"/>
-                <w:sz w:val="20"/>
-                <w:szCs w:val="20"/>
-                <w:u w:val="single"/>
-              </w:rPr>
-              <w:t xml:space="preserve">  </w:t>
-            </w:r>
-            <w:r>
-              <w:rPr>
-                <w:spacing w:val="-2"/>
-                <w:sz w:val="20"/>
-                <w:szCs w:val="20"/>
-                <w:u w:val="single"/>
-              </w:rPr>
-              <w:t xml:space="preserve">  </w:t>
+                <w:sz w:val="24"/>
+                <w:szCs w:val="24"/>
+              </w:rPr>
+              <w:t>__________________</w:t>
             </w:r>
             <w:r>
               <w:rPr>
@@ -8974,7 +8985,7 @@
         </w:tc>
         <w:tc>
           <w:tcPr>
-            <w:tcW w:w="4678" w:type="dxa"/>
+            <w:tcW w:w="4966" w:type="dxa"/>
           </w:tcPr>
           <w:p>
             <w:pPr>
@@ -8990,29 +9001,10 @@
             <w:r>
               <w:rPr>
                 <w:spacing w:val="-2"/>
-                <w:sz w:val="20"/>
-                <w:szCs w:val="20"/>
-                <w:u w:val="single"/>
-              </w:rPr>
-              <w:t xml:space="preserve">                                    </w:t>
-            </w:r>
-            <w:r>
-              <w:rPr>
-                <w:spacing w:val="-2"/>
-                <w:sz w:val="20"/>
-                <w:szCs w:val="20"/>
-                <w:u w:val="single"/>
-              </w:rPr>
-              <w:t xml:space="preserve">     </w:t>
-            </w:r>
-            <w:r>
-              <w:rPr>
-                <w:spacing w:val="-2"/>
-                <w:sz w:val="20"/>
-                <w:szCs w:val="20"/>
-                <w:u w:val="single"/>
-              </w:rPr>
-              <w:t xml:space="preserve">  </w:t>
+                <w:sz w:val="24"/>
+                <w:szCs w:val="24"/>
+              </w:rPr>
+              <w:t>___________________</w:t>
             </w:r>
             <w:r>
               <w:rPr>
@@ -9083,7 +9075,7 @@
         </w:tc>
         <w:tc>
           <w:tcPr>
-            <w:tcW w:w="4678" w:type="dxa"/>
+            <w:tcW w:w="4966" w:type="dxa"/>
           </w:tcPr>
           <w:p>
             <w:pPr>
@@ -9119,7 +9111,7 @@
         </w:tc>
         <w:tc>
           <w:tcPr>
-            <w:tcW w:w="4678" w:type="dxa"/>
+            <w:tcW w:w="4966" w:type="dxa"/>
           </w:tcPr>
           <w:p>
             <w:pPr>
@@ -9195,7 +9187,7 @@
         </w:tc>
         <w:tc>
           <w:tcPr>
-            <w:tcW w:w="4678" w:type="dxa"/>
+            <w:tcW w:w="4966" w:type="dxa"/>
           </w:tcPr>
           <w:p>
             <w:pPr>
@@ -9231,7 +9223,7 @@
         </w:tc>
         <w:tc>
           <w:tcPr>
-            <w:tcW w:w="4678" w:type="dxa"/>
+            <w:tcW w:w="4966" w:type="dxa"/>
           </w:tcPr>
           <w:p>
             <w:pPr>
@@ -9261,6 +9253,7 @@
                 <w:spacing w:val="-2"/>
                 <w:sz w:val="20"/>
                 <w:szCs w:val="20"/>
+                <w:lang w:val="en-US"/>
               </w:rPr>
             </w:pPr>
             <w:r>
@@ -9268,14 +9261,32 @@
                 <w:spacing w:val="-2"/>
                 <w:sz w:val="20"/>
                 <w:szCs w:val="20"/>
+                <w:lang w:val="en-US"/>
+              </w:rPr>
+              <w:t>[</w:t>
+            </w:r>
+            <w:r>
+              <w:rPr>
+                <w:spacing w:val="-2"/>
+                <w:sz w:val="20"/>
+                <w:szCs w:val="20"/>
               </w:rPr>
               <w:t>Директор</w:t>
+            </w:r>
+            <w:r>
+              <w:rPr>
+                <w:spacing w:val="-2"/>
+                <w:sz w:val="20"/>
+                <w:szCs w:val="20"/>
+                <w:lang w:val="en-US"/>
+              </w:rPr>
+              <w:t>]</w:t>
             </w:r>
           </w:p>
         </w:tc>
         <w:tc>
           <w:tcPr>
-            <w:tcW w:w="4678" w:type="dxa"/>
+            <w:tcW w:w="4966" w:type="dxa"/>
           </w:tcPr>
           <w:p>
             <w:pPr>
@@ -9311,7 +9322,7 @@
         </w:tc>
         <w:tc>
           <w:tcPr>
-            <w:tcW w:w="4678" w:type="dxa"/>
+            <w:tcW w:w="4966" w:type="dxa"/>
           </w:tcPr>
           <w:p>
             <w:pPr>
@@ -9347,7 +9358,7 @@
         </w:tc>
         <w:tc>
           <w:tcPr>
-            <w:tcW w:w="4678" w:type="dxa"/>
+            <w:tcW w:w="4966" w:type="dxa"/>
           </w:tcPr>
           <w:p>
             <w:pPr>
@@ -9383,7 +9394,7 @@
         </w:tc>
         <w:tc>
           <w:tcPr>
-            <w:tcW w:w="4678" w:type="dxa"/>
+            <w:tcW w:w="4966" w:type="dxa"/>
           </w:tcPr>
           <w:p>
             <w:pPr>
@@ -9426,29 +9437,10 @@
             <w:r>
               <w:rPr>
                 <w:spacing w:val="-2"/>
-                <w:sz w:val="20"/>
-                <w:szCs w:val="20"/>
-                <w:u w:val="single"/>
-              </w:rPr>
-              <w:t xml:space="preserve">                                   </w:t>
-            </w:r>
-            <w:r>
-              <w:rPr>
-                <w:spacing w:val="-2"/>
-                <w:sz w:val="20"/>
-                <w:szCs w:val="20"/>
-                <w:u w:val="single"/>
-              </w:rPr>
-              <w:t xml:space="preserve">     </w:t>
-            </w:r>
-            <w:r>
-              <w:rPr>
-                <w:spacing w:val="-2"/>
-                <w:sz w:val="20"/>
-                <w:szCs w:val="20"/>
-                <w:u w:val="single"/>
-              </w:rPr>
-              <w:t xml:space="preserve">   </w:t>
+                <w:sz w:val="24"/>
+                <w:szCs w:val="24"/>
+              </w:rPr>
+              <w:t>__________________</w:t>
             </w:r>
             <w:r>
               <w:rPr>
@@ -9512,7 +9504,7 @@
         </w:tc>
         <w:tc>
           <w:tcPr>
-            <w:tcW w:w="4678" w:type="dxa"/>
+            <w:tcW w:w="4966" w:type="dxa"/>
           </w:tcPr>
           <w:p>
             <w:pPr>
@@ -9530,6 +9522,11 @@
         </w:tc>
       </w:tr>
     </w:tbl>
+    <w:p>
+      <w:r>
+        <w:br w:type="page"/>
+      </w:r>
+    </w:p>
     <w:p>
       <w:pPr>
         <w:pStyle w:val="a3"/>
@@ -9547,6 +9544,7 @@
           <w:bCs/>
           <w:w w:val="105"/>
         </w:rPr>
+        <w:lastRenderedPageBreak/>
         <w:t>Дополнительное</w:t>
       </w:r>
       <w:r>
@@ -9622,7 +9620,6 @@
           <w:w w:val="105"/>
           <w:sz w:val="19"/>
         </w:rPr>
-        <w:lastRenderedPageBreak/>
         <w:t>ДОГОВОРУ</w:t>
       </w:r>
       <w:r>
@@ -9875,6 +9872,13 @@
               <w:rPr>
                 <w:noProof/>
                 <w:sz w:val="19"/>
+              </w:rPr>
+              <w:t xml:space="preserve">г. </w:t>
+            </w:r>
+            <w:r>
+              <w:rPr>
+                <w:noProof/>
+                <w:sz w:val="19"/>
                 <w:lang w:val="en-US"/>
               </w:rPr>
               <w:t>[</w:t>
@@ -9932,6 +9936,13 @@
                 <w:lang w:val="en-US"/>
               </w:rPr>
               <w:t>]</w:t>
+            </w:r>
+            <w:r>
+              <w:rPr>
+                <w:noProof/>
+                <w:sz w:val="19"/>
+              </w:rPr>
+              <w:t xml:space="preserve"> г.</w:t>
             </w:r>
           </w:p>
         </w:tc>
@@ -11965,14 +11976,31 @@
                 <w:spacing w:val="-2"/>
                 <w:sz w:val="20"/>
                 <w:szCs w:val="20"/>
+                <w:lang w:val="en-US"/>
               </w:rPr>
             </w:pPr>
             <w:r>
               <w:rPr>
                 <w:sz w:val="20"/>
                 <w:szCs w:val="20"/>
+                <w:lang w:val="en-US"/>
+              </w:rPr>
+              <w:t>[</w:t>
+            </w:r>
+            <w:r>
+              <w:rPr>
+                <w:sz w:val="20"/>
+                <w:szCs w:val="20"/>
               </w:rPr>
               <w:t>Директор</w:t>
+            </w:r>
+            <w:r>
+              <w:rPr>
+                <w:sz w:val="20"/>
+                <w:szCs w:val="20"/>
+                <w:lang w:val="en-US"/>
+              </w:rPr>
+              <w:t>1]</w:t>
             </w:r>
           </w:p>
         </w:tc>
@@ -12128,38 +12156,18 @@
             <w:r>
               <w:rPr>
                 <w:spacing w:val="-2"/>
+                <w:sz w:val="24"/>
+                <w:szCs w:val="24"/>
+              </w:rPr>
+              <w:t>__________________</w:t>
+            </w:r>
+            <w:r>
+              <w:rPr>
+                <w:spacing w:val="-2"/>
                 <w:sz w:val="20"/>
                 <w:szCs w:val="20"/>
-                <w:u w:val="single"/>
-              </w:rPr>
-              <w:t xml:space="preserve">                                     </w:t>
-            </w:r>
-            <w:r>
-              <w:rPr>
-                <w:spacing w:val="-2"/>
-                <w:sz w:val="20"/>
-                <w:szCs w:val="20"/>
-                <w:u w:val="single"/>
-              </w:rPr>
-              <w:t xml:space="preserve">  </w:t>
-            </w:r>
-            <w:r>
-              <w:rPr>
-                <w:spacing w:val="-2"/>
-                <w:sz w:val="20"/>
-                <w:szCs w:val="20"/>
-                <w:u w:val="single"/>
-              </w:rPr>
-              <w:t xml:space="preserve">  </w:t>
-            </w:r>
-            <w:r>
-              <w:rPr>
-                <w:spacing w:val="-2"/>
-                <w:sz w:val="20"/>
-                <w:szCs w:val="20"/>
-                <w:u w:val="single"/>
-              </w:rPr>
-              <w:t xml:space="preserve">   </w:t>
+              </w:rPr>
+              <w:t xml:space="preserve"> </w:t>
             </w:r>
             <w:proofErr w:type="gramStart"/>
             <w:r>
@@ -12233,29 +12241,17 @@
             <w:r>
               <w:rPr>
                 <w:spacing w:val="-2"/>
+                <w:sz w:val="24"/>
+                <w:szCs w:val="24"/>
+              </w:rPr>
+              <w:t>__________________</w:t>
+            </w:r>
+            <w:r>
+              <w:rPr>
                 <w:sz w:val="20"/>
                 <w:szCs w:val="20"/>
-                <w:u w:val="single"/>
-              </w:rPr>
-              <w:t xml:space="preserve">                                    </w:t>
-            </w:r>
-            <w:r>
-              <w:rPr>
-                <w:spacing w:val="-2"/>
-                <w:sz w:val="20"/>
-                <w:szCs w:val="20"/>
-                <w:u w:val="single"/>
-              </w:rPr>
-              <w:t xml:space="preserve">     </w:t>
-            </w:r>
-            <w:r>
-              <w:rPr>
-                <w:spacing w:val="-2"/>
-                <w:sz w:val="20"/>
-                <w:szCs w:val="20"/>
-                <w:u w:val="single"/>
-              </w:rPr>
-              <w:t xml:space="preserve">   </w:t>
+              </w:rPr>
+              <w:t xml:space="preserve"> </w:t>
             </w:r>
             <w:proofErr w:type="gramStart"/>
             <w:r>
@@ -12569,6 +12565,7 @@
                 <w:spacing w:val="-2"/>
                 <w:sz w:val="20"/>
                 <w:szCs w:val="20"/>
+                <w:lang w:val="en-US"/>
               </w:rPr>
             </w:pPr>
             <w:r>
@@ -12576,8 +12573,26 @@
                 <w:spacing w:val="-2"/>
                 <w:sz w:val="20"/>
                 <w:szCs w:val="20"/>
+                <w:lang w:val="en-US"/>
+              </w:rPr>
+              <w:t>[</w:t>
+            </w:r>
+            <w:r>
+              <w:rPr>
+                <w:spacing w:val="-2"/>
+                <w:sz w:val="20"/>
+                <w:szCs w:val="20"/>
               </w:rPr>
               <w:t>Директор</w:t>
+            </w:r>
+            <w:r>
+              <w:rPr>
+                <w:spacing w:val="-2"/>
+                <w:sz w:val="20"/>
+                <w:szCs w:val="20"/>
+                <w:lang w:val="en-US"/>
+              </w:rPr>
+              <w:t>]</w:t>
             </w:r>
           </w:p>
         </w:tc>
@@ -12734,29 +12749,18 @@
             <w:r>
               <w:rPr>
                 <w:spacing w:val="-2"/>
+                <w:sz w:val="24"/>
+                <w:szCs w:val="24"/>
+              </w:rPr>
+              <w:t>__________________</w:t>
+            </w:r>
+            <w:r>
+              <w:rPr>
+                <w:spacing w:val="-2"/>
                 <w:sz w:val="20"/>
                 <w:szCs w:val="20"/>
-                <w:u w:val="single"/>
-              </w:rPr>
-              <w:t xml:space="preserve">                                   </w:t>
-            </w:r>
-            <w:r>
-              <w:rPr>
-                <w:spacing w:val="-2"/>
-                <w:sz w:val="20"/>
-                <w:szCs w:val="20"/>
-                <w:u w:val="single"/>
-              </w:rPr>
-              <w:t xml:space="preserve">     </w:t>
-            </w:r>
-            <w:r>
-              <w:rPr>
-                <w:spacing w:val="-2"/>
-                <w:sz w:val="20"/>
-                <w:szCs w:val="20"/>
-                <w:u w:val="single"/>
-              </w:rPr>
-              <w:t xml:space="preserve">    </w:t>
+              </w:rPr>
+              <w:t xml:space="preserve"> </w:t>
             </w:r>
             <w:proofErr w:type="gramStart"/>
             <w:r>
@@ -13111,6 +13115,13 @@
               <w:rPr>
                 <w:noProof/>
                 <w:sz w:val="19"/>
+              </w:rPr>
+              <w:t xml:space="preserve">г. </w:t>
+            </w:r>
+            <w:r>
+              <w:rPr>
+                <w:noProof/>
+                <w:sz w:val="19"/>
                 <w:lang w:val="en-US"/>
               </w:rPr>
               <w:t>[</w:t>
@@ -13168,6 +13179,13 @@
                 <w:lang w:val="en-US"/>
               </w:rPr>
               <w:t>]</w:t>
+            </w:r>
+            <w:r>
+              <w:rPr>
+                <w:noProof/>
+                <w:sz w:val="19"/>
+              </w:rPr>
+              <w:t xml:space="preserve"> г.</w:t>
             </w:r>
           </w:p>
         </w:tc>
@@ -14942,7 +14960,6 @@
       <w:r>
         <w:rPr>
           <w:sz w:val="19"/>
-          <w:lang w:val="en-US"/>
         </w:rPr>
         <w:t>[</w:t>
       </w:r>
@@ -14955,7 +14972,6 @@
       <w:r>
         <w:rPr>
           <w:sz w:val="19"/>
-          <w:lang w:val="en-US"/>
         </w:rPr>
         <w:t>]</w:t>
       </w:r>
@@ -17092,7 +17108,7 @@
       <w:lvlText w:val="%1."/>
       <w:lvlJc w:val="left"/>
       <w:pPr>
-        <w:ind w:left="3457" w:hanging="554"/>
+        <w:ind w:left="10336" w:hanging="554"/>
         <w:jc w:val="right"/>
       </w:pPr>
       <w:rPr>

--- a/backend/contracts_examples/шаблон_договор_купли_продажи.docx
+++ b/backend/contracts_examples/шаблон_договор_купли_продажи.docx
@@ -89,7 +89,6 @@
         </w:rPr>
         <w:t>]</w:t>
       </w:r>
-      <w:proofErr w:type="gramStart"/>
       <w:r>
         <w:rPr>
           <w:b/>
@@ -106,7 +105,6 @@
         </w:rPr>
         <w:t>[</w:t>
       </w:r>
-      <w:proofErr w:type="gramEnd"/>
       <w:r>
         <w:rPr>
           <w:b/>
@@ -1165,7 +1163,6 @@
               </w:rPr>
               <w:t xml:space="preserve"> </w:t>
             </w:r>
-            <w:proofErr w:type="gramStart"/>
             <w:r>
               <w:rPr>
                 <w:sz w:val="18"/>
@@ -1194,15 +1191,7 @@
                 <w:sz w:val="18"/>
                 <w:szCs w:val="18"/>
               </w:rPr>
-              <w:t>.</w:t>
-            </w:r>
-            <w:proofErr w:type="gramEnd"/>
-            <w:r>
-              <w:rPr>
-                <w:sz w:val="18"/>
-                <w:szCs w:val="18"/>
-              </w:rPr>
-              <w:t>, кузов</w:t>
+              <w:t>., кузов</w:t>
             </w:r>
             <w:r>
               <w:rPr>
@@ -1782,7 +1771,7 @@
         <w:sectPr>
           <w:type w:val="continuous"/>
           <w:pgSz w:w="11910" w:h="16840"/>
-          <w:pgMar w:top="660" w:right="141" w:bottom="0" w:left="566" w:header="720" w:footer="720" w:gutter="0"/>
+          <w:pgMar w:top="658" w:right="312" w:bottom="0" w:left="397" w:header="720" w:footer="720" w:gutter="0"/>
           <w:cols w:space="720"/>
         </w:sectPr>
       </w:pPr>
@@ -3193,14 +3182,7 @@
         <w:rPr>
           <w:sz w:val="20"/>
         </w:rPr>
-        <w:t xml:space="preserve">на момент </w:t>
-      </w:r>
-      <w:proofErr w:type="gramStart"/>
-      <w:r>
-        <w:rPr>
-          <w:sz w:val="20"/>
-        </w:rPr>
-        <w:t>подписания</w:t>
+        <w:t>на момент подписания</w:t>
       </w:r>
       <w:r>
         <w:rPr>
@@ -3212,14 +3194,7 @@
         <w:rPr>
           <w:sz w:val="20"/>
         </w:rPr>
-        <w:t>%</w:t>
-      </w:r>
-      <w:proofErr w:type="gramEnd"/>
-      <w:r>
-        <w:rPr>
-          <w:sz w:val="20"/>
-        </w:rPr>
-        <w:t>)</w:t>
+        <w:t>%)</w:t>
       </w:r>
       <w:r>
         <w:rPr>
@@ -3686,14 +3661,7 @@
         <w:rPr>
           <w:sz w:val="20"/>
         </w:rPr>
-        <w:t xml:space="preserve">дата, спустя три дня со дня формирования </w:t>
-      </w:r>
-      <w:proofErr w:type="gramStart"/>
-      <w:r>
-        <w:rPr>
-          <w:sz w:val="20"/>
-        </w:rPr>
-        <w:t>договора</w:t>
+        <w:t>дата, спустя три дня со дня формирования договора</w:t>
       </w:r>
       <w:r>
         <w:rPr>
@@ -3707,7 +3675,6 @@
         </w:rPr>
         <w:t>г.</w:t>
       </w:r>
-      <w:proofErr w:type="gramEnd"/>
     </w:p>
     <w:p>
       <w:pPr>
@@ -6800,14 +6767,7 @@
         <w:rPr>
           <w:sz w:val="19"/>
         </w:rPr>
-        <w:t xml:space="preserve"> </w:t>
-      </w:r>
-      <w:proofErr w:type="gramStart"/>
-      <w:r>
-        <w:rPr>
-          <w:sz w:val="19"/>
-        </w:rPr>
-        <w:t xml:space="preserve">% </w:t>
+        <w:t xml:space="preserve"> % </w:t>
       </w:r>
       <w:r>
         <w:rPr>
@@ -6822,7 +6782,6 @@
         </w:rPr>
         <w:t>от</w:t>
       </w:r>
-      <w:proofErr w:type="gramEnd"/>
       <w:r>
         <w:rPr>
           <w:spacing w:val="8"/>
@@ -7840,7 +7799,6 @@
               <w:ind w:left="129"/>
               <w:rPr>
                 <w:rFonts w:ascii="Times New Roman" w:hAnsi="Times New Roman" w:cs="Times New Roman"/>
-                <w:spacing w:val="-2"/>
                 <w:sz w:val="18"/>
               </w:rPr>
             </w:pPr>
@@ -7875,59 +7833,6 @@
                 <w:lang w:val="en-US"/>
               </w:rPr>
               <w:t>SWIFT</w:t>
-            </w:r>
-            <w:r>
-              <w:rPr>
-                <w:rFonts w:ascii="Times New Roman" w:hAnsi="Times New Roman" w:cs="Times New Roman"/>
-                <w:spacing w:val="-2"/>
-                <w:sz w:val="18"/>
-              </w:rPr>
-              <w:t xml:space="preserve"> лизингодателя</w:t>
-            </w:r>
-            <w:r>
-              <w:rPr>
-                <w:rFonts w:ascii="Times New Roman" w:hAnsi="Times New Roman" w:cs="Times New Roman"/>
-                <w:spacing w:val="-2"/>
-                <w:sz w:val="18"/>
-              </w:rPr>
-              <w:t>]</w:t>
-            </w:r>
-          </w:p>
-          <w:p>
-            <w:pPr>
-              <w:pStyle w:val="TableParagraph"/>
-              <w:spacing w:before="4" w:line="201" w:lineRule="exact"/>
-              <w:ind w:left="129"/>
-              <w:rPr>
-                <w:rFonts w:ascii="Times New Roman" w:hAnsi="Times New Roman" w:cs="Times New Roman"/>
-                <w:sz w:val="18"/>
-              </w:rPr>
-            </w:pPr>
-            <w:r>
-              <w:rPr>
-                <w:rFonts w:ascii="Times New Roman" w:hAnsi="Times New Roman" w:cs="Times New Roman"/>
-                <w:spacing w:val="-2"/>
-                <w:sz w:val="18"/>
-                <w:lang w:val="en-US"/>
-              </w:rPr>
-              <w:t>BIC</w:t>
-            </w:r>
-            <w:r>
-              <w:rPr>
-                <w:rFonts w:ascii="Times New Roman" w:hAnsi="Times New Roman" w:cs="Times New Roman"/>
-                <w:spacing w:val="-2"/>
-                <w:sz w:val="18"/>
-              </w:rPr>
-              <w:t>: [</w:t>
-            </w:r>
-            <w:r>
-              <w:rPr>
-                <w:rFonts w:ascii="Times New Roman" w:hAnsi="Times New Roman" w:cs="Times New Roman"/>
-                <w:spacing w:val="-2"/>
-                <w:sz w:val="18"/>
-                <w:lang w:val="en-US"/>
-              </w:rPr>
-              <w:t>BIC</w:t>
             </w:r>
             <w:r>
               <w:rPr>
@@ -8467,7 +8372,6 @@
               <w:ind w:left="130"/>
               <w:rPr>
                 <w:rFonts w:ascii="Times New Roman"/>
-                <w:spacing w:val="-2"/>
                 <w:sz w:val="18"/>
               </w:rPr>
             </w:pPr>
@@ -8502,67 +8406,6 @@
                 <w:lang w:val="en-US"/>
               </w:rPr>
               <w:t>SWIFT</w:t>
-            </w:r>
-            <w:r>
-              <w:rPr>
-                <w:rFonts w:ascii="Times New Roman"/>
-                <w:spacing w:val="-2"/>
-                <w:sz w:val="18"/>
-              </w:rPr>
-              <w:t xml:space="preserve"> </w:t>
-            </w:r>
-            <w:r>
-              <w:rPr>
-                <w:rFonts w:ascii="Times New Roman" w:hAnsi="Times New Roman" w:cs="Times New Roman"/>
-                <w:spacing w:val="-2"/>
-                <w:sz w:val="18"/>
-              </w:rPr>
-              <w:t>поставщика</w:t>
-            </w:r>
-            <w:r>
-              <w:rPr>
-                <w:rFonts w:ascii="Times New Roman"/>
-                <w:spacing w:val="-2"/>
-                <w:sz w:val="18"/>
-              </w:rPr>
-              <w:t>]</w:t>
-            </w:r>
-          </w:p>
-          <w:p>
-            <w:pPr>
-              <w:pStyle w:val="TableParagraph"/>
-              <w:spacing w:line="195" w:lineRule="exact"/>
-              <w:ind w:left="130"/>
-              <w:rPr>
-                <w:rFonts w:ascii="Times New Roman"/>
-                <w:sz w:val="18"/>
-              </w:rPr>
-            </w:pPr>
-            <w:r>
-              <w:rPr>
-                <w:rFonts w:ascii="Times New Roman"/>
-                <w:spacing w:val="-2"/>
-                <w:sz w:val="18"/>
-                <w:lang w:val="en-US"/>
-              </w:rPr>
-              <w:t>BIC</w:t>
-            </w:r>
-            <w:r>
-              <w:rPr>
-                <w:rFonts w:ascii="Times New Roman"/>
-                <w:spacing w:val="-2"/>
-                <w:sz w:val="18"/>
-              </w:rPr>
-              <w:t>: [</w:t>
-            </w:r>
-            <w:r>
-              <w:rPr>
-                <w:rFonts w:ascii="Times New Roman"/>
-                <w:spacing w:val="-2"/>
-                <w:sz w:val="18"/>
-                <w:lang w:val="en-US"/>
-              </w:rPr>
-              <w:t>BIC</w:t>
             </w:r>
             <w:r>
               <w:rPr>
@@ -8929,7 +8772,6 @@
               </w:rPr>
               <w:t xml:space="preserve"> </w:t>
             </w:r>
-            <w:proofErr w:type="gramStart"/>
             <w:r>
               <w:rPr>
                 <w:spacing w:val="-2"/>
@@ -8947,7 +8789,6 @@
               </w:rPr>
               <w:t>[</w:t>
             </w:r>
-            <w:proofErr w:type="gramEnd"/>
             <w:r>
               <w:rPr>
                 <w:spacing w:val="-2"/>
@@ -9013,7 +8854,6 @@
               </w:rPr>
               <w:t xml:space="preserve"> </w:t>
             </w:r>
-            <w:proofErr w:type="gramStart"/>
             <w:r>
               <w:rPr>
                 <w:sz w:val="20"/>
@@ -9029,7 +8869,6 @@
               </w:rPr>
               <w:t>[</w:t>
             </w:r>
-            <w:proofErr w:type="gramEnd"/>
             <w:r>
               <w:rPr>
                 <w:sz w:val="20"/>
@@ -9450,7 +9289,6 @@
               </w:rPr>
               <w:t xml:space="preserve"> </w:t>
             </w:r>
-            <w:proofErr w:type="gramStart"/>
             <w:r>
               <w:rPr>
                 <w:spacing w:val="-2"/>
@@ -9465,16 +9303,7 @@
                 <w:sz w:val="20"/>
                 <w:szCs w:val="20"/>
               </w:rPr>
-              <w:t>[</w:t>
-            </w:r>
-            <w:proofErr w:type="gramEnd"/>
-            <w:r>
-              <w:rPr>
-                <w:spacing w:val="-2"/>
-                <w:sz w:val="20"/>
-                <w:szCs w:val="20"/>
-              </w:rPr>
-              <w:t>ФИО директора ли</w:t>
+              <w:t>[ФИО директора ли</w:t>
             </w:r>
             <w:r>
               <w:rPr>
@@ -9705,7 +9534,6 @@
         </w:rPr>
         <w:t>]</w:t>
       </w:r>
-      <w:proofErr w:type="gramStart"/>
       <w:r>
         <w:rPr>
           <w:b/>
@@ -9724,7 +9552,6 @@
         </w:rPr>
         <w:t>[</w:t>
       </w:r>
-      <w:proofErr w:type="gramEnd"/>
       <w:r>
         <w:rPr>
           <w:b/>
@@ -9790,9 +9617,8 @@
           <w:w w:val="105"/>
           <w:sz w:val="19"/>
         </w:rPr>
-        <w:t xml:space="preserve">дата </w:t>
-      </w:r>
-      <w:proofErr w:type="gramStart"/>
+        <w:t>дата подписания</w:t>
+      </w:r>
       <w:r>
         <w:rPr>
           <w:b/>
@@ -9801,7 +9627,7 @@
           <w:w w:val="105"/>
           <w:sz w:val="19"/>
         </w:rPr>
-        <w:t>подписания</w:t>
+        <w:t>]</w:t>
       </w:r>
       <w:r>
         <w:rPr>
@@ -9811,19 +9637,8 @@
           <w:w w:val="105"/>
           <w:sz w:val="19"/>
         </w:rPr>
-        <w:t>]</w:t>
-      </w:r>
-      <w:r>
-        <w:rPr>
-          <w:b/>
-          <w:bCs/>
-          <w:spacing w:val="-2"/>
-          <w:w w:val="105"/>
-          <w:sz w:val="19"/>
-        </w:rPr>
         <w:t>г.</w:t>
       </w:r>
-      <w:proofErr w:type="gramEnd"/>
     </w:p>
     <w:p>
       <w:pPr>
@@ -10521,7 +10336,6 @@
               </w:rPr>
               <w:t xml:space="preserve"> </w:t>
             </w:r>
-            <w:proofErr w:type="gramStart"/>
             <w:r>
               <w:rPr>
                 <w:sz w:val="18"/>
@@ -10550,15 +10364,7 @@
                 <w:sz w:val="18"/>
                 <w:szCs w:val="18"/>
               </w:rPr>
-              <w:t>.</w:t>
-            </w:r>
-            <w:proofErr w:type="gramEnd"/>
-            <w:r>
-              <w:rPr>
-                <w:sz w:val="18"/>
-                <w:szCs w:val="18"/>
-              </w:rPr>
-              <w:t>, кузов</w:t>
+              <w:t>., кузов</w:t>
             </w:r>
             <w:r>
               <w:rPr>
@@ -12169,7 +11975,6 @@
               </w:rPr>
               <w:t xml:space="preserve"> </w:t>
             </w:r>
-            <w:proofErr w:type="gramStart"/>
             <w:r>
               <w:rPr>
                 <w:spacing w:val="-2"/>
@@ -12187,7 +11992,6 @@
               </w:rPr>
               <w:t>[</w:t>
             </w:r>
-            <w:proofErr w:type="gramEnd"/>
             <w:r>
               <w:rPr>
                 <w:spacing w:val="-2"/>
@@ -12253,7 +12057,6 @@
               </w:rPr>
               <w:t xml:space="preserve"> </w:t>
             </w:r>
-            <w:proofErr w:type="gramStart"/>
             <w:r>
               <w:rPr>
                 <w:sz w:val="20"/>
@@ -12269,7 +12072,6 @@
               </w:rPr>
               <w:t>[</w:t>
             </w:r>
-            <w:proofErr w:type="gramEnd"/>
             <w:r>
               <w:rPr>
                 <w:sz w:val="20"/>
@@ -12762,7 +12564,6 @@
               </w:rPr>
               <w:t xml:space="preserve"> </w:t>
             </w:r>
-            <w:proofErr w:type="gramStart"/>
             <w:r>
               <w:rPr>
                 <w:spacing w:val="-2"/>
@@ -12777,16 +12578,7 @@
                 <w:sz w:val="20"/>
                 <w:szCs w:val="20"/>
               </w:rPr>
-              <w:t>[</w:t>
-            </w:r>
-            <w:proofErr w:type="gramEnd"/>
-            <w:r>
-              <w:rPr>
-                <w:spacing w:val="-2"/>
-                <w:sz w:val="20"/>
-                <w:szCs w:val="20"/>
-              </w:rPr>
-              <w:t>ФИО директора лиз</w:t>
+              <w:t>[ФИО директора лиз</w:t>
             </w:r>
             <w:r>
               <w:rPr>
@@ -13041,33 +12833,8 @@
           <w:spacing w:val="-2"/>
           <w:sz w:val="21"/>
         </w:rPr>
-        <w:t>[номер ДКП]</w:t>
-      </w:r>
-      <w:proofErr w:type="gramStart"/>
-      <w:r>
-        <w:rPr>
-          <w:spacing w:val="-2"/>
-          <w:sz w:val="21"/>
-        </w:rPr>
-        <w:t>/[</w:t>
-      </w:r>
-      <w:proofErr w:type="gramEnd"/>
-      <w:r>
-        <w:rPr>
-          <w:spacing w:val="-2"/>
-          <w:sz w:val="21"/>
-        </w:rPr>
-        <w:t xml:space="preserve">год подписания] от [дата </w:t>
-      </w:r>
-      <w:proofErr w:type="gramStart"/>
-      <w:r>
-        <w:rPr>
-          <w:spacing w:val="-2"/>
-          <w:sz w:val="21"/>
-        </w:rPr>
-        <w:t>подписания]г.</w:t>
-      </w:r>
-      <w:proofErr w:type="gramEnd"/>
+        <w:t>[номер ДКП]/[год подписания] от [дата подписания]г.</w:t>
+      </w:r>
     </w:p>
     <w:p>
       <w:pPr>
@@ -13777,7 +13544,6 @@
               </w:rPr>
               <w:t xml:space="preserve"> </w:t>
             </w:r>
-            <w:proofErr w:type="gramStart"/>
             <w:r>
               <w:rPr>
                 <w:sz w:val="18"/>
@@ -13806,15 +13572,7 @@
                 <w:sz w:val="18"/>
                 <w:szCs w:val="18"/>
               </w:rPr>
-              <w:t>.</w:t>
-            </w:r>
-            <w:proofErr w:type="gramEnd"/>
-            <w:r>
-              <w:rPr>
-                <w:sz w:val="18"/>
-                <w:szCs w:val="18"/>
-              </w:rPr>
-              <w:t>, кузов</w:t>
+              <w:t>., кузов</w:t>
             </w:r>
             <w:r>
               <w:rPr>
@@ -16130,68 +15888,6 @@
               <w:t>]</w:t>
             </w:r>
           </w:p>
-          <w:p>
-            <w:pPr>
-              <w:pStyle w:val="a3"/>
-              <w:spacing w:line="237" w:lineRule="exact"/>
-              <w:rPr>
-                <w:rFonts w:asciiTheme="minorHAnsi" w:hAnsiTheme="minorHAnsi" w:cstheme="minorHAnsi"/>
-                <w:sz w:val="18"/>
-                <w:szCs w:val="18"/>
-              </w:rPr>
-            </w:pPr>
-            <w:r>
-              <w:rPr>
-                <w:rFonts w:asciiTheme="minorHAnsi" w:hAnsiTheme="minorHAnsi" w:cstheme="minorHAnsi"/>
-                <w:sz w:val="18"/>
-                <w:szCs w:val="18"/>
-                <w:lang w:val="en-US"/>
-              </w:rPr>
-              <w:t>BIC</w:t>
-            </w:r>
-            <w:r>
-              <w:rPr>
-                <w:rFonts w:asciiTheme="minorHAnsi" w:hAnsiTheme="minorHAnsi" w:cstheme="minorHAnsi"/>
-                <w:sz w:val="18"/>
-                <w:szCs w:val="18"/>
-              </w:rPr>
-              <w:t>: [</w:t>
-            </w:r>
-            <w:r>
-              <w:rPr>
-                <w:rFonts w:asciiTheme="minorHAnsi" w:hAnsiTheme="minorHAnsi" w:cstheme="minorHAnsi"/>
-                <w:sz w:val="18"/>
-                <w:szCs w:val="18"/>
-                <w:lang w:val="en-US"/>
-              </w:rPr>
-              <w:t>BIC</w:t>
-            </w:r>
-            <w:r>
-              <w:rPr>
-                <w:rFonts w:asciiTheme="minorHAnsi" w:hAnsiTheme="minorHAnsi" w:cstheme="minorHAnsi"/>
-                <w:sz w:val="18"/>
-                <w:szCs w:val="18"/>
-              </w:rPr>
-              <w:t xml:space="preserve"> </w:t>
-            </w:r>
-            <w:r>
-              <w:rPr>
-                <w:rFonts w:asciiTheme="minorHAnsi" w:hAnsiTheme="minorHAnsi" w:cstheme="minorHAnsi"/>
-                <w:spacing w:val="-2"/>
-                <w:sz w:val="18"/>
-                <w:szCs w:val="18"/>
-              </w:rPr>
-              <w:t>поставщика</w:t>
-            </w:r>
-            <w:r>
-              <w:rPr>
-                <w:rFonts w:asciiTheme="minorHAnsi" w:hAnsiTheme="minorHAnsi" w:cstheme="minorHAnsi"/>
-                <w:sz w:val="18"/>
-                <w:szCs w:val="18"/>
-              </w:rPr>
-              <w:t>]</w:t>
-            </w:r>
-          </w:p>
         </w:tc>
         <w:tc>
           <w:tcPr>
@@ -16353,68 +16049,6 @@
                 <w:lang w:val="en-US"/>
               </w:rPr>
               <w:t>SWIFT</w:t>
-            </w:r>
-            <w:r>
-              <w:rPr>
-                <w:rFonts w:asciiTheme="minorHAnsi" w:hAnsiTheme="minorHAnsi" w:cstheme="minorHAnsi"/>
-                <w:sz w:val="18"/>
-                <w:szCs w:val="18"/>
-              </w:rPr>
-              <w:t xml:space="preserve"> </w:t>
-            </w:r>
-            <w:r>
-              <w:rPr>
-                <w:rFonts w:asciiTheme="minorHAnsi" w:hAnsiTheme="minorHAnsi" w:cstheme="minorHAnsi"/>
-                <w:spacing w:val="-2"/>
-                <w:sz w:val="18"/>
-                <w:szCs w:val="18"/>
-              </w:rPr>
-              <w:t>лизингодателя</w:t>
-            </w:r>
-            <w:r>
-              <w:rPr>
-                <w:rFonts w:asciiTheme="minorHAnsi" w:hAnsiTheme="minorHAnsi" w:cstheme="minorHAnsi"/>
-                <w:sz w:val="18"/>
-                <w:szCs w:val="18"/>
-              </w:rPr>
-              <w:t>]</w:t>
-            </w:r>
-          </w:p>
-          <w:p>
-            <w:pPr>
-              <w:pStyle w:val="a3"/>
-              <w:spacing w:line="237" w:lineRule="exact"/>
-              <w:rPr>
-                <w:rFonts w:asciiTheme="minorHAnsi" w:hAnsiTheme="minorHAnsi" w:cstheme="minorHAnsi"/>
-                <w:sz w:val="18"/>
-                <w:szCs w:val="18"/>
-              </w:rPr>
-            </w:pPr>
-            <w:r>
-              <w:rPr>
-                <w:rFonts w:asciiTheme="minorHAnsi" w:hAnsiTheme="minorHAnsi" w:cstheme="minorHAnsi"/>
-                <w:sz w:val="18"/>
-                <w:szCs w:val="18"/>
-                <w:lang w:val="en-US"/>
-              </w:rPr>
-              <w:t>BIC</w:t>
-            </w:r>
-            <w:r>
-              <w:rPr>
-                <w:rFonts w:asciiTheme="minorHAnsi" w:hAnsiTheme="minorHAnsi" w:cstheme="minorHAnsi"/>
-                <w:sz w:val="18"/>
-                <w:szCs w:val="18"/>
-              </w:rPr>
-              <w:t>: [</w:t>
-            </w:r>
-            <w:r>
-              <w:rPr>
-                <w:rFonts w:asciiTheme="minorHAnsi" w:hAnsiTheme="minorHAnsi" w:cstheme="minorHAnsi"/>
-                <w:sz w:val="18"/>
-                <w:szCs w:val="18"/>
-                <w:lang w:val="en-US"/>
-              </w:rPr>
-              <w:t>BIC</w:t>
             </w:r>
             <w:r>
               <w:rPr>
